--- a/DAY-5/Lab Exercise - Create Two VPCs, Configure VPC Peering, Launch EC2 Instances, and Test Connectivity Using AWS CloudShell.docx
+++ b/DAY-5/Lab Exercise - Create Two VPCs, Configure VPC Peering, Launch EC2 Instances, and Test Connectivity Using AWS CloudShell.docx
@@ -649,6 +649,166 @@
       <w:r>
         <w:rPr>
           <w:rFonts w:ascii="Georgia Pro" w:eastAsia="Georgia Pro" w:hAnsi="Georgia Pro" w:cs="Georgia Pro"/>
+          <w:noProof/>
+          <w:color w:val="000000" w:themeColor="text1"/>
+        </w:rPr>
+        <mc:AlternateContent>
+          <mc:Choice Requires="wpi">
+            <w:drawing>
+              <wp:anchor distT="0" distB="0" distL="114300" distR="114300" simplePos="0" relativeHeight="251689984" behindDoc="0" locked="0" layoutInCell="1" allowOverlap="1" wp14:anchorId="01938AAA" wp14:editId="4EE77534">
+                <wp:simplePos x="0" y="0"/>
+                <wp:positionH relativeFrom="column">
+                  <wp:posOffset>-68580</wp:posOffset>
+                </wp:positionH>
+                <wp:positionV relativeFrom="paragraph">
+                  <wp:posOffset>671830</wp:posOffset>
+                </wp:positionV>
+                <wp:extent cx="2407285" cy="3181350"/>
+                <wp:effectExtent l="57150" t="57150" r="50165" b="57150"/>
+                <wp:wrapNone/>
+                <wp:docPr id="407392710" name="Ink 30"/>
+                <wp:cNvGraphicFramePr/>
+                <a:graphic xmlns:a="http://schemas.openxmlformats.org/drawingml/2006/main">
+                  <a:graphicData uri="http://schemas.microsoft.com/office/word/2010/wordprocessingInk">
+                    <w14:contentPart bwMode="auto" r:id="rId7">
+                      <w14:nvContentPartPr>
+                        <w14:cNvContentPartPr/>
+                      </w14:nvContentPartPr>
+                      <w14:xfrm>
+                        <a:off x="0" y="0"/>
+                        <a:ext cx="2407285" cy="3181350"/>
+                      </w14:xfrm>
+                    </w14:contentPart>
+                  </a:graphicData>
+                </a:graphic>
+              </wp:anchor>
+            </w:drawing>
+          </mc:Choice>
+          <mc:Fallback>
+            <w:pict>
+              <v:shapetype w14:anchorId="0CFE38E0" id="_x0000_t75" coordsize="21600,21600" o:spt="75" o:preferrelative="t" path="m@4@5l@4@11@9@11@9@5xe" filled="f" stroked="f">
+                <v:stroke joinstyle="miter"/>
+                <v:formulas>
+                  <v:f eqn="if lineDrawn pixelLineWidth 0"/>
+                  <v:f eqn="sum @0 1 0"/>
+                  <v:f eqn="sum 0 0 @1"/>
+                  <v:f eqn="prod @2 1 2"/>
+                  <v:f eqn="prod @3 21600 pixelWidth"/>
+                  <v:f eqn="prod @3 21600 pixelHeight"/>
+                  <v:f eqn="sum @0 0 1"/>
+                  <v:f eqn="prod @6 1 2"/>
+                  <v:f eqn="prod @7 21600 pixelWidth"/>
+                  <v:f eqn="sum @8 21600 0"/>
+                  <v:f eqn="prod @7 21600 pixelHeight"/>
+                  <v:f eqn="sum @10 21600 0"/>
+                </v:formulas>
+                <v:path o:extrusionok="f" gradientshapeok="t" o:connecttype="rect"/>
+                <o:lock v:ext="edit" aspectratio="t"/>
+              </v:shapetype>
+              <v:shape id="Ink 30" o:spid="_x0000_s1026" type="#_x0000_t75" style="position:absolute;margin-left:-6.1pt;margin-top:52.2pt;width:190.95pt;height:251.9pt;z-index:251689984;visibility:visible;mso-wrap-style:square;mso-wrap-distance-left:9pt;mso-wrap-distance-top:0;mso-wrap-distance-right:9pt;mso-wrap-distance-bottom:0;mso-position-horizontal:absolute;mso-position-horizontal-relative:text;mso-position-vertical:absolute;mso-position-vertical-relative:text" o:gfxdata="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">
+                <v:imagedata r:id="rId8" o:title=""/>
+              </v:shape>
+            </w:pict>
+          </mc:Fallback>
+        </mc:AlternateContent>
+      </w:r>
+      <w:r>
+        <w:rPr>
+          <w:rFonts w:ascii="Georgia Pro" w:eastAsia="Georgia Pro" w:hAnsi="Georgia Pro" w:cs="Georgia Pro"/>
+          <w:noProof/>
+          <w:color w:val="000000" w:themeColor="text1"/>
+        </w:rPr>
+        <mc:AlternateContent>
+          <mc:Choice Requires="wpi">
+            <w:drawing>
+              <wp:anchor distT="0" distB="0" distL="114300" distR="114300" simplePos="0" relativeHeight="251668480" behindDoc="0" locked="0" layoutInCell="1" allowOverlap="1" wp14:anchorId="18CE0B8C" wp14:editId="103F5F5F">
+                <wp:simplePos x="0" y="0"/>
+                <wp:positionH relativeFrom="column">
+                  <wp:posOffset>376200</wp:posOffset>
+                </wp:positionH>
+                <wp:positionV relativeFrom="paragraph">
+                  <wp:posOffset>1677323</wp:posOffset>
+                </wp:positionV>
+                <wp:extent cx="789120" cy="306000"/>
+                <wp:effectExtent l="57150" t="57150" r="0" b="56515"/>
+                <wp:wrapNone/>
+                <wp:docPr id="1974488730" name="Ink 9"/>
+                <wp:cNvGraphicFramePr/>
+                <a:graphic xmlns:a="http://schemas.openxmlformats.org/drawingml/2006/main">
+                  <a:graphicData uri="http://schemas.microsoft.com/office/word/2010/wordprocessingInk">
+                    <w14:contentPart bwMode="auto" r:id="rId9">
+                      <w14:nvContentPartPr>
+                        <w14:cNvContentPartPr/>
+                      </w14:nvContentPartPr>
+                      <w14:xfrm>
+                        <a:off x="0" y="0"/>
+                        <a:ext cx="789120" cy="306000"/>
+                      </w14:xfrm>
+                    </w14:contentPart>
+                  </a:graphicData>
+                </a:graphic>
+              </wp:anchor>
+            </w:drawing>
+          </mc:Choice>
+          <mc:Fallback>
+            <w:pict>
+              <v:shape w14:anchorId="2419A9D9" id="Ink 9" o:spid="_x0000_s1026" type="#_x0000_t75" style="position:absolute;margin-left:28.9pt;margin-top:131.35pt;width:63.55pt;height:25.55pt;z-index:251668480;visibility:visible;mso-wrap-style:square;mso-wrap-distance-left:9pt;mso-wrap-distance-top:0;mso-wrap-distance-right:9pt;mso-wrap-distance-bottom:0;mso-position-horizontal:absolute;mso-position-horizontal-relative:text;mso-position-vertical:absolute;mso-position-vertical-relative:text" o:gfxdata="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">
+                <v:imagedata r:id="rId10" o:title=""/>
+              </v:shape>
+            </w:pict>
+          </mc:Fallback>
+        </mc:AlternateContent>
+      </w:r>
+      <w:r>
+        <w:rPr>
+          <w:rFonts w:ascii="Georgia Pro" w:eastAsia="Georgia Pro" w:hAnsi="Georgia Pro" w:cs="Georgia Pro"/>
+          <w:noProof/>
+          <w:color w:val="000000" w:themeColor="text1"/>
+        </w:rPr>
+        <mc:AlternateContent>
+          <mc:Choice Requires="wpi">
+            <w:drawing>
+              <wp:anchor distT="0" distB="0" distL="114300" distR="114300" simplePos="0" relativeHeight="251660288" behindDoc="0" locked="0" layoutInCell="1" allowOverlap="1" wp14:anchorId="731C2424" wp14:editId="1B8C982D">
+                <wp:simplePos x="0" y="0"/>
+                <wp:positionH relativeFrom="column">
+                  <wp:posOffset>-553680</wp:posOffset>
+                </wp:positionH>
+                <wp:positionV relativeFrom="paragraph">
+                  <wp:posOffset>808283</wp:posOffset>
+                </wp:positionV>
+                <wp:extent cx="1080" cy="19080"/>
+                <wp:effectExtent l="38100" t="38100" r="37465" b="38100"/>
+                <wp:wrapNone/>
+                <wp:docPr id="388899274" name="Ink 1"/>
+                <wp:cNvGraphicFramePr/>
+                <a:graphic xmlns:a="http://schemas.openxmlformats.org/drawingml/2006/main">
+                  <a:graphicData uri="http://schemas.microsoft.com/office/word/2010/wordprocessingInk">
+                    <w14:contentPart bwMode="auto" r:id="rId11">
+                      <w14:nvContentPartPr>
+                        <w14:cNvContentPartPr/>
+                      </w14:nvContentPartPr>
+                      <w14:xfrm>
+                        <a:off x="0" y="0"/>
+                        <a:ext cx="1080" cy="19080"/>
+                      </w14:xfrm>
+                    </w14:contentPart>
+                  </a:graphicData>
+                </a:graphic>
+              </wp:anchor>
+            </w:drawing>
+          </mc:Choice>
+          <mc:Fallback>
+            <w:pict>
+              <v:shape w14:anchorId="1F129580" id="Ink 1" o:spid="_x0000_s1026" type="#_x0000_t75" style="position:absolute;margin-left:-43.95pt;margin-top:63.3pt;width:.8pt;height:2.2pt;z-index:251660288;visibility:visible;mso-wrap-style:square;mso-wrap-distance-left:9pt;mso-wrap-distance-top:0;mso-wrap-distance-right:9pt;mso-wrap-distance-bottom:0;mso-position-horizontal:absolute;mso-position-horizontal-relative:text;mso-position-vertical:absolute;mso-position-vertical-relative:text" o:gfxdata="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">
+                <v:imagedata r:id="rId12" o:title=""/>
+              </v:shape>
+            </w:pict>
+          </mc:Fallback>
+        </mc:AlternateContent>
+      </w:r>
+      <w:r>
+        <w:rPr>
+          <w:rFonts w:ascii="Georgia Pro" w:eastAsia="Georgia Pro" w:hAnsi="Georgia Pro" w:cs="Georgia Pro"/>
           <w:color w:val="000000" w:themeColor="text1"/>
         </w:rPr>
         <w:t xml:space="preserve">                  AWS Region</w:t>
@@ -4137,23 +4297,6 @@
     </w:p>
     <w:p>
       <w:pPr>
-        <w:spacing w:before="240" w:after="240" w:line="360" w:lineRule="auto"/>
-        <w:rPr>
-          <w:rFonts w:ascii="Georgia Pro" w:eastAsia="Georgia Pro" w:hAnsi="Georgia Pro" w:cs="Georgia Pro"/>
-          <w:color w:val="000000" w:themeColor="text1"/>
-        </w:rPr>
-      </w:pPr>
-      <w:r>
-        <w:rPr>
-          <w:rFonts w:ascii="Georgia Pro" w:eastAsia="Georgia Pro" w:hAnsi="Georgia Pro" w:cs="Georgia Pro"/>
-          <w:color w:val="000000" w:themeColor="text1"/>
-        </w:rPr>
-        <w:lastRenderedPageBreak/>
-        <w:t>Launch EC2-A</w:t>
-      </w:r>
-    </w:p>
-    <w:p>
-      <w:pPr>
         <w:pBdr>
           <w:top w:val="single" w:sz="4" w:space="1" w:color="auto"/>
           <w:left w:val="single" w:sz="4" w:space="4" w:color="auto"/>
@@ -4161,18 +4304,19 @@
           <w:right w:val="single" w:sz="4" w:space="4" w:color="auto"/>
         </w:pBdr>
         <w:shd w:val="clear" w:color="auto" w:fill="F2F2F2" w:themeFill="background1" w:themeFillShade="F2"/>
-        <w:spacing w:before="240" w:after="240" w:line="360" w:lineRule="auto"/>
-        <w:rPr>
-          <w:rFonts w:ascii="Georgia Pro" w:eastAsia="Georgia Pro" w:hAnsi="Georgia Pro" w:cs="Georgia Pro"/>
-          <w:color w:val="000000" w:themeColor="text1"/>
-        </w:rPr>
-      </w:pPr>
-      <w:proofErr w:type="spellStart"/>
-      <w:r>
-        <w:rPr>
-          <w:rFonts w:ascii="Georgia Pro" w:eastAsia="Georgia Pro" w:hAnsi="Georgia Pro" w:cs="Georgia Pro"/>
-          <w:color w:val="000000" w:themeColor="text1"/>
-        </w:rPr>
+        <w:spacing w:before="240" w:after="240" w:line="276" w:lineRule="auto"/>
+        <w:rPr>
+          <w:rFonts w:ascii="Georgia Pro" w:eastAsia="Georgia Pro" w:hAnsi="Georgia Pro" w:cs="Georgia Pro"/>
+          <w:color w:val="000000" w:themeColor="text1"/>
+        </w:rPr>
+      </w:pPr>
+      <w:proofErr w:type="spellStart"/>
+      <w:r>
+        <w:rPr>
+          <w:rFonts w:ascii="Georgia Pro" w:eastAsia="Georgia Pro" w:hAnsi="Georgia Pro" w:cs="Georgia Pro"/>
+          <w:color w:val="000000" w:themeColor="text1"/>
+        </w:rPr>
+        <w:lastRenderedPageBreak/>
         <w:t>aws</w:t>
       </w:r>
       <w:proofErr w:type="spellEnd"/>
@@ -4181,162 +4325,7 @@
           <w:rFonts w:ascii="Georgia Pro" w:eastAsia="Georgia Pro" w:hAnsi="Georgia Pro" w:cs="Georgia Pro"/>
           <w:color w:val="000000" w:themeColor="text1"/>
         </w:rPr>
-        <w:t xml:space="preserve"> ec2 run-instances \</w:t>
-      </w:r>
-      <w:r>
-        <w:rPr>
-          <w:rFonts w:ascii="Georgia Pro" w:eastAsia="Georgia Pro" w:hAnsi="Georgia Pro" w:cs="Georgia Pro"/>
-          <w:color w:val="000000" w:themeColor="text1"/>
-        </w:rPr>
-        <w:br/>
-        <w:t>--image-id $AMI \</w:t>
-      </w:r>
-      <w:r>
-        <w:rPr>
-          <w:rFonts w:ascii="Georgia Pro" w:eastAsia="Georgia Pro" w:hAnsi="Georgia Pro" w:cs="Georgia Pro"/>
-          <w:color w:val="000000" w:themeColor="text1"/>
-        </w:rPr>
-        <w:br/>
-        <w:t>--instance-type t</w:t>
-      </w:r>
-      <w:proofErr w:type="gramStart"/>
-      <w:r>
-        <w:rPr>
-          <w:rFonts w:ascii="Georgia Pro" w:eastAsia="Georgia Pro" w:hAnsi="Georgia Pro" w:cs="Georgia Pro"/>
-          <w:color w:val="000000" w:themeColor="text1"/>
-        </w:rPr>
-        <w:t>2.micro</w:t>
-      </w:r>
-      <w:proofErr w:type="gramEnd"/>
-      <w:r>
-        <w:rPr>
-          <w:rFonts w:ascii="Georgia Pro" w:eastAsia="Georgia Pro" w:hAnsi="Georgia Pro" w:cs="Georgia Pro"/>
-          <w:color w:val="000000" w:themeColor="text1"/>
-        </w:rPr>
-        <w:t xml:space="preserve"> \</w:t>
-      </w:r>
-      <w:r>
-        <w:rPr>
-          <w:rFonts w:ascii="Georgia Pro" w:eastAsia="Georgia Pro" w:hAnsi="Georgia Pro" w:cs="Georgia Pro"/>
-          <w:color w:val="000000" w:themeColor="text1"/>
-        </w:rPr>
-        <w:br/>
-        <w:t>--key-name lab-key \</w:t>
-      </w:r>
-      <w:r>
-        <w:rPr>
-          <w:rFonts w:ascii="Georgia Pro" w:eastAsia="Georgia Pro" w:hAnsi="Georgia Pro" w:cs="Georgia Pro"/>
-          <w:color w:val="000000" w:themeColor="text1"/>
-        </w:rPr>
-        <w:br/>
-        <w:t>--security-group-ids $SGA \</w:t>
-      </w:r>
-      <w:r>
-        <w:rPr>
-          <w:rFonts w:ascii="Georgia Pro" w:eastAsia="Georgia Pro" w:hAnsi="Georgia Pro" w:cs="Georgia Pro"/>
-          <w:color w:val="000000" w:themeColor="text1"/>
-        </w:rPr>
-        <w:br/>
-        <w:t>--subnet-id $SUBNETA \</w:t>
-      </w:r>
-      <w:r>
-        <w:rPr>
-          <w:rFonts w:ascii="Georgia Pro" w:eastAsia="Georgia Pro" w:hAnsi="Georgia Pro" w:cs="Georgia Pro"/>
-          <w:color w:val="000000" w:themeColor="text1"/>
-        </w:rPr>
-        <w:br/>
-        <w:t>--tag-specifications '</w:t>
-      </w:r>
-      <w:proofErr w:type="spellStart"/>
-      <w:r>
-        <w:rPr>
-          <w:rFonts w:ascii="Georgia Pro" w:eastAsia="Georgia Pro" w:hAnsi="Georgia Pro" w:cs="Georgia Pro"/>
-          <w:color w:val="000000" w:themeColor="text1"/>
-        </w:rPr>
-        <w:t>ResourceType</w:t>
-      </w:r>
-      <w:proofErr w:type="spellEnd"/>
-      <w:r>
-        <w:rPr>
-          <w:rFonts w:ascii="Georgia Pro" w:eastAsia="Georgia Pro" w:hAnsi="Georgia Pro" w:cs="Georgia Pro"/>
-          <w:color w:val="000000" w:themeColor="text1"/>
-        </w:rPr>
-        <w:t>=</w:t>
-      </w:r>
-      <w:proofErr w:type="spellStart"/>
-      <w:proofErr w:type="gramStart"/>
-      <w:r>
-        <w:rPr>
-          <w:rFonts w:ascii="Georgia Pro" w:eastAsia="Georgia Pro" w:hAnsi="Georgia Pro" w:cs="Georgia Pro"/>
-          <w:color w:val="000000" w:themeColor="text1"/>
-        </w:rPr>
-        <w:t>instance,Tags</w:t>
-      </w:r>
-      <w:proofErr w:type="spellEnd"/>
-      <w:r>
-        <w:rPr>
-          <w:rFonts w:ascii="Georgia Pro" w:eastAsia="Georgia Pro" w:hAnsi="Georgia Pro" w:cs="Georgia Pro"/>
-          <w:color w:val="000000" w:themeColor="text1"/>
-        </w:rPr>
-        <w:t>=[{</w:t>
-      </w:r>
-      <w:proofErr w:type="gramEnd"/>
-      <w:r>
-        <w:rPr>
-          <w:rFonts w:ascii="Georgia Pro" w:eastAsia="Georgia Pro" w:hAnsi="Georgia Pro" w:cs="Georgia Pro"/>
-          <w:color w:val="000000" w:themeColor="text1"/>
-        </w:rPr>
-        <w:t>Key=</w:t>
-      </w:r>
-      <w:proofErr w:type="spellStart"/>
-      <w:proofErr w:type="gramStart"/>
-      <w:r>
-        <w:rPr>
-          <w:rFonts w:ascii="Georgia Pro" w:eastAsia="Georgia Pro" w:hAnsi="Georgia Pro" w:cs="Georgia Pro"/>
-          <w:color w:val="000000" w:themeColor="text1"/>
-        </w:rPr>
-        <w:t>Name,Value</w:t>
-      </w:r>
-      <w:proofErr w:type="spellEnd"/>
-      <w:proofErr w:type="gramEnd"/>
-      <w:r>
-        <w:rPr>
-          <w:rFonts w:ascii="Georgia Pro" w:eastAsia="Georgia Pro" w:hAnsi="Georgia Pro" w:cs="Georgia Pro"/>
-          <w:color w:val="000000" w:themeColor="text1"/>
-        </w:rPr>
-        <w:t>=EC2-</w:t>
-      </w:r>
-      <w:proofErr w:type="gramStart"/>
-      <w:r>
-        <w:rPr>
-          <w:rFonts w:ascii="Georgia Pro" w:eastAsia="Georgia Pro" w:hAnsi="Georgia Pro" w:cs="Georgia Pro"/>
-          <w:color w:val="000000" w:themeColor="text1"/>
-        </w:rPr>
-        <w:t>A}]</w:t>
-      </w:r>
-      <w:proofErr w:type="gramEnd"/>
-      <w:r>
-        <w:rPr>
-          <w:rFonts w:ascii="Georgia Pro" w:eastAsia="Georgia Pro" w:hAnsi="Georgia Pro" w:cs="Georgia Pro"/>
-          <w:color w:val="000000" w:themeColor="text1"/>
-        </w:rPr>
-        <w:t>'</w:t>
-      </w:r>
-    </w:p>
-    <w:p>
-      <w:pPr>
-        <w:spacing w:before="240" w:after="240" w:line="360" w:lineRule="auto"/>
-        <w:rPr>
-          <w:rFonts w:ascii="Georgia Pro" w:eastAsia="Georgia Pro" w:hAnsi="Georgia Pro" w:cs="Georgia Pro"/>
-          <w:color w:val="000000" w:themeColor="text1"/>
-        </w:rPr>
-      </w:pPr>
-      <w:r>
-        <w:rPr>
-          <w:rFonts w:ascii="Georgia Pro" w:eastAsia="Georgia Pro" w:hAnsi="Georgia Pro" w:cs="Georgia Pro"/>
-          <w:color w:val="000000" w:themeColor="text1"/>
-        </w:rPr>
-        <w:t>Launch EC2-B</w:t>
+        <w:t xml:space="preserve"> ec2 create-key-pair \</w:t>
       </w:r>
     </w:p>
     <w:p>
@@ -4348,204 +4337,18 @@
           <w:right w:val="single" w:sz="4" w:space="4" w:color="auto"/>
         </w:pBdr>
         <w:shd w:val="clear" w:color="auto" w:fill="F2F2F2" w:themeFill="background1" w:themeFillShade="F2"/>
-        <w:spacing w:before="240" w:after="240" w:line="360" w:lineRule="auto"/>
-        <w:rPr>
-          <w:rFonts w:ascii="Georgia Pro" w:eastAsia="Georgia Pro" w:hAnsi="Georgia Pro" w:cs="Georgia Pro"/>
-          <w:color w:val="000000" w:themeColor="text1"/>
-        </w:rPr>
-      </w:pPr>
-      <w:proofErr w:type="spellStart"/>
-      <w:r>
-        <w:rPr>
-          <w:rFonts w:ascii="Georgia Pro" w:eastAsia="Georgia Pro" w:hAnsi="Georgia Pro" w:cs="Georgia Pro"/>
-          <w:color w:val="000000" w:themeColor="text1"/>
-        </w:rPr>
-        <w:t>aws</w:t>
-      </w:r>
-      <w:proofErr w:type="spellEnd"/>
-      <w:r>
-        <w:rPr>
-          <w:rFonts w:ascii="Georgia Pro" w:eastAsia="Georgia Pro" w:hAnsi="Georgia Pro" w:cs="Georgia Pro"/>
-          <w:color w:val="000000" w:themeColor="text1"/>
-        </w:rPr>
-        <w:t xml:space="preserve"> ec2 run-instances \</w:t>
-      </w:r>
-      <w:r>
-        <w:rPr>
-          <w:rFonts w:ascii="Georgia Pro" w:eastAsia="Georgia Pro" w:hAnsi="Georgia Pro" w:cs="Georgia Pro"/>
-          <w:color w:val="000000" w:themeColor="text1"/>
-        </w:rPr>
-        <w:br/>
-        <w:t>--image-id $AMI \</w:t>
-      </w:r>
-      <w:r>
-        <w:rPr>
-          <w:rFonts w:ascii="Georgia Pro" w:eastAsia="Georgia Pro" w:hAnsi="Georgia Pro" w:cs="Georgia Pro"/>
-          <w:color w:val="000000" w:themeColor="text1"/>
-        </w:rPr>
-        <w:br/>
-        <w:t>--instance-type t</w:t>
-      </w:r>
-      <w:proofErr w:type="gramStart"/>
-      <w:r>
-        <w:rPr>
-          <w:rFonts w:ascii="Georgia Pro" w:eastAsia="Georgia Pro" w:hAnsi="Georgia Pro" w:cs="Georgia Pro"/>
-          <w:color w:val="000000" w:themeColor="text1"/>
-        </w:rPr>
-        <w:t>2.micro</w:t>
-      </w:r>
-      <w:proofErr w:type="gramEnd"/>
-      <w:r>
-        <w:rPr>
-          <w:rFonts w:ascii="Georgia Pro" w:eastAsia="Georgia Pro" w:hAnsi="Georgia Pro" w:cs="Georgia Pro"/>
-          <w:color w:val="000000" w:themeColor="text1"/>
-        </w:rPr>
-        <w:t xml:space="preserve"> \</w:t>
-      </w:r>
-      <w:r>
-        <w:rPr>
-          <w:rFonts w:ascii="Georgia Pro" w:eastAsia="Georgia Pro" w:hAnsi="Georgia Pro" w:cs="Georgia Pro"/>
-          <w:color w:val="000000" w:themeColor="text1"/>
-        </w:rPr>
-        <w:br/>
-        <w:t>--key-name lab-key \</w:t>
-      </w:r>
-      <w:r>
-        <w:rPr>
-          <w:rFonts w:ascii="Georgia Pro" w:eastAsia="Georgia Pro" w:hAnsi="Georgia Pro" w:cs="Georgia Pro"/>
-          <w:color w:val="000000" w:themeColor="text1"/>
-        </w:rPr>
-        <w:br/>
-        <w:t>--security-group-ids $SGB \</w:t>
-      </w:r>
-      <w:r>
-        <w:rPr>
-          <w:rFonts w:ascii="Georgia Pro" w:eastAsia="Georgia Pro" w:hAnsi="Georgia Pro" w:cs="Georgia Pro"/>
-          <w:color w:val="000000" w:themeColor="text1"/>
-        </w:rPr>
-        <w:br/>
-        <w:t>--subnet-id $SUBNETB \</w:t>
-      </w:r>
-      <w:r>
-        <w:rPr>
-          <w:rFonts w:ascii="Georgia Pro" w:eastAsia="Georgia Pro" w:hAnsi="Georgia Pro" w:cs="Georgia Pro"/>
-          <w:color w:val="000000" w:themeColor="text1"/>
-        </w:rPr>
-        <w:br/>
-        <w:t>--tag-specifications '</w:t>
-      </w:r>
-      <w:proofErr w:type="spellStart"/>
-      <w:r>
-        <w:rPr>
-          <w:rFonts w:ascii="Georgia Pro" w:eastAsia="Georgia Pro" w:hAnsi="Georgia Pro" w:cs="Georgia Pro"/>
-          <w:color w:val="000000" w:themeColor="text1"/>
-        </w:rPr>
-        <w:t>ResourceType</w:t>
-      </w:r>
-      <w:proofErr w:type="spellEnd"/>
-      <w:r>
-        <w:rPr>
-          <w:rFonts w:ascii="Georgia Pro" w:eastAsia="Georgia Pro" w:hAnsi="Georgia Pro" w:cs="Georgia Pro"/>
-          <w:color w:val="000000" w:themeColor="text1"/>
-        </w:rPr>
-        <w:t>=</w:t>
-      </w:r>
-      <w:proofErr w:type="spellStart"/>
-      <w:proofErr w:type="gramStart"/>
-      <w:r>
-        <w:rPr>
-          <w:rFonts w:ascii="Georgia Pro" w:eastAsia="Georgia Pro" w:hAnsi="Georgia Pro" w:cs="Georgia Pro"/>
-          <w:color w:val="000000" w:themeColor="text1"/>
-        </w:rPr>
-        <w:t>instance,Tags</w:t>
-      </w:r>
-      <w:proofErr w:type="spellEnd"/>
-      <w:r>
-        <w:rPr>
-          <w:rFonts w:ascii="Georgia Pro" w:eastAsia="Georgia Pro" w:hAnsi="Georgia Pro" w:cs="Georgia Pro"/>
-          <w:color w:val="000000" w:themeColor="text1"/>
-        </w:rPr>
-        <w:t>=[{</w:t>
-      </w:r>
-      <w:proofErr w:type="gramEnd"/>
-      <w:r>
-        <w:rPr>
-          <w:rFonts w:ascii="Georgia Pro" w:eastAsia="Georgia Pro" w:hAnsi="Georgia Pro" w:cs="Georgia Pro"/>
-          <w:color w:val="000000" w:themeColor="text1"/>
-        </w:rPr>
-        <w:t>Key=</w:t>
-      </w:r>
-      <w:proofErr w:type="spellStart"/>
-      <w:proofErr w:type="gramStart"/>
-      <w:r>
-        <w:rPr>
-          <w:rFonts w:ascii="Georgia Pro" w:eastAsia="Georgia Pro" w:hAnsi="Georgia Pro" w:cs="Georgia Pro"/>
-          <w:color w:val="000000" w:themeColor="text1"/>
-        </w:rPr>
-        <w:t>Name,Value</w:t>
-      </w:r>
-      <w:proofErr w:type="spellEnd"/>
-      <w:proofErr w:type="gramEnd"/>
-      <w:r>
-        <w:rPr>
-          <w:rFonts w:ascii="Georgia Pro" w:eastAsia="Georgia Pro" w:hAnsi="Georgia Pro" w:cs="Georgia Pro"/>
-          <w:color w:val="000000" w:themeColor="text1"/>
-        </w:rPr>
-        <w:t>=EC2-</w:t>
-      </w:r>
-      <w:proofErr w:type="gramStart"/>
-      <w:r>
-        <w:rPr>
-          <w:rFonts w:ascii="Georgia Pro" w:eastAsia="Georgia Pro" w:hAnsi="Georgia Pro" w:cs="Georgia Pro"/>
-          <w:color w:val="000000" w:themeColor="text1"/>
-        </w:rPr>
-        <w:t>B}]</w:t>
-      </w:r>
-      <w:proofErr w:type="gramEnd"/>
-      <w:r>
-        <w:rPr>
-          <w:rFonts w:ascii="Georgia Pro" w:eastAsia="Georgia Pro" w:hAnsi="Georgia Pro" w:cs="Georgia Pro"/>
-          <w:color w:val="000000" w:themeColor="text1"/>
-        </w:rPr>
-        <w:t>'</w:t>
-      </w:r>
-    </w:p>
-    <w:p>
-      <w:pPr>
-        <w:spacing w:before="240" w:after="240" w:line="360" w:lineRule="auto"/>
-        <w:rPr>
-          <w:rFonts w:ascii="Georgia Pro" w:eastAsia="Georgia Pro" w:hAnsi="Georgia Pro" w:cs="Georgia Pro"/>
-          <w:color w:val="000000" w:themeColor="text1"/>
-        </w:rPr>
-      </w:pPr>
-      <w:r>
-        <w:rPr>
-          <w:rFonts w:ascii="Georgia Pro" w:eastAsia="Georgia Pro" w:hAnsi="Georgia Pro" w:cs="Georgia Pro"/>
-          <w:color w:val="000000" w:themeColor="text1"/>
-        </w:rPr>
-        <w:pict w14:anchorId="711701E0">
-          <v:rect id="_x0000_i1040" style="width:0;height:1.5pt" o:hrstd="t" o:hr="t" fillcolor="#a0a0a0" stroked="f"/>
-        </w:pict>
-      </w:r>
-    </w:p>
-    <w:p>
-      <w:pPr>
-        <w:spacing w:before="240" w:after="240" w:line="360" w:lineRule="auto"/>
-        <w:rPr>
-          <w:rFonts w:ascii="Georgia Pro" w:eastAsia="Georgia Pro" w:hAnsi="Georgia Pro" w:cs="Georgia Pro"/>
-          <w:b/>
-          <w:bCs/>
-          <w:color w:val="000000" w:themeColor="text1"/>
-        </w:rPr>
-      </w:pPr>
-      <w:r>
-        <w:rPr>
-          <w:rFonts w:ascii="Georgia Pro" w:eastAsia="Georgia Pro" w:hAnsi="Georgia Pro" w:cs="Georgia Pro"/>
-          <w:b/>
-          <w:bCs/>
-          <w:color w:val="000000" w:themeColor="text1"/>
-        </w:rPr>
-        <w:t>Task 9: Create VPC Peering</w:t>
+        <w:spacing w:before="240" w:after="240" w:line="276" w:lineRule="auto"/>
+        <w:rPr>
+          <w:rFonts w:ascii="Georgia Pro" w:eastAsia="Georgia Pro" w:hAnsi="Georgia Pro" w:cs="Georgia Pro"/>
+          <w:color w:val="000000" w:themeColor="text1"/>
+        </w:rPr>
+      </w:pPr>
+      <w:r>
+        <w:rPr>
+          <w:rFonts w:ascii="Georgia Pro" w:eastAsia="Georgia Pro" w:hAnsi="Georgia Pro" w:cs="Georgia Pro"/>
+          <w:color w:val="000000" w:themeColor="text1"/>
+        </w:rPr>
+        <w:t xml:space="preserve">    --key-name lab-key \</w:t>
       </w:r>
     </w:p>
     <w:p>
@@ -4557,177 +4360,34 @@
           <w:right w:val="single" w:sz="4" w:space="4" w:color="auto"/>
         </w:pBdr>
         <w:shd w:val="clear" w:color="auto" w:fill="F2F2F2" w:themeFill="background1" w:themeFillShade="F2"/>
-        <w:spacing w:before="240" w:after="240" w:line="360" w:lineRule="auto"/>
-        <w:rPr>
-          <w:rFonts w:ascii="Georgia Pro" w:eastAsia="Georgia Pro" w:hAnsi="Georgia Pro" w:cs="Georgia Pro"/>
-          <w:color w:val="000000" w:themeColor="text1"/>
-        </w:rPr>
-      </w:pPr>
-      <w:r>
-        <w:rPr>
-          <w:rFonts w:ascii="Georgia Pro" w:eastAsia="Georgia Pro" w:hAnsi="Georgia Pro" w:cs="Georgia Pro"/>
-          <w:color w:val="000000" w:themeColor="text1"/>
-        </w:rPr>
-        <w:t>PCX=$(</w:t>
-      </w:r>
-      <w:proofErr w:type="spellStart"/>
-      <w:r>
-        <w:rPr>
-          <w:rFonts w:ascii="Georgia Pro" w:eastAsia="Georgia Pro" w:hAnsi="Georgia Pro" w:cs="Georgia Pro"/>
-          <w:color w:val="000000" w:themeColor="text1"/>
-        </w:rPr>
-        <w:t>aws</w:t>
-      </w:r>
-      <w:proofErr w:type="spellEnd"/>
-      <w:r>
-        <w:rPr>
-          <w:rFonts w:ascii="Georgia Pro" w:eastAsia="Georgia Pro" w:hAnsi="Georgia Pro" w:cs="Georgia Pro"/>
-          <w:color w:val="000000" w:themeColor="text1"/>
-        </w:rPr>
-        <w:t xml:space="preserve"> ec2 create-</w:t>
-      </w:r>
-      <w:proofErr w:type="spellStart"/>
-      <w:r>
-        <w:rPr>
-          <w:rFonts w:ascii="Georgia Pro" w:eastAsia="Georgia Pro" w:hAnsi="Georgia Pro" w:cs="Georgia Pro"/>
-          <w:color w:val="000000" w:themeColor="text1"/>
-        </w:rPr>
-        <w:t>vpc</w:t>
-      </w:r>
-      <w:proofErr w:type="spellEnd"/>
-      <w:r>
-        <w:rPr>
-          <w:rFonts w:ascii="Georgia Pro" w:eastAsia="Georgia Pro" w:hAnsi="Georgia Pro" w:cs="Georgia Pro"/>
-          <w:color w:val="000000" w:themeColor="text1"/>
-        </w:rPr>
-        <w:t>-peering-connection \</w:t>
-      </w:r>
-      <w:r>
-        <w:rPr>
-          <w:rFonts w:ascii="Georgia Pro" w:eastAsia="Georgia Pro" w:hAnsi="Georgia Pro" w:cs="Georgia Pro"/>
-          <w:color w:val="000000" w:themeColor="text1"/>
-        </w:rPr>
-        <w:br/>
-        <w:t>--</w:t>
-      </w:r>
-      <w:proofErr w:type="spellStart"/>
-      <w:r>
-        <w:rPr>
-          <w:rFonts w:ascii="Georgia Pro" w:eastAsia="Georgia Pro" w:hAnsi="Georgia Pro" w:cs="Georgia Pro"/>
-          <w:color w:val="000000" w:themeColor="text1"/>
-        </w:rPr>
-        <w:t>vpc</w:t>
-      </w:r>
-      <w:proofErr w:type="spellEnd"/>
-      <w:r>
-        <w:rPr>
-          <w:rFonts w:ascii="Georgia Pro" w:eastAsia="Georgia Pro" w:hAnsi="Georgia Pro" w:cs="Georgia Pro"/>
-          <w:color w:val="000000" w:themeColor="text1"/>
-        </w:rPr>
-        <w:t>-id $VPCA \</w:t>
-      </w:r>
-      <w:r>
-        <w:rPr>
-          <w:rFonts w:ascii="Georgia Pro" w:eastAsia="Georgia Pro" w:hAnsi="Georgia Pro" w:cs="Georgia Pro"/>
-          <w:color w:val="000000" w:themeColor="text1"/>
-        </w:rPr>
-        <w:br/>
-        <w:t>--peer-</w:t>
-      </w:r>
-      <w:proofErr w:type="spellStart"/>
-      <w:r>
-        <w:rPr>
-          <w:rFonts w:ascii="Georgia Pro" w:eastAsia="Georgia Pro" w:hAnsi="Georgia Pro" w:cs="Georgia Pro"/>
-          <w:color w:val="000000" w:themeColor="text1"/>
-        </w:rPr>
-        <w:t>vpc</w:t>
-      </w:r>
-      <w:proofErr w:type="spellEnd"/>
-      <w:r>
-        <w:rPr>
-          <w:rFonts w:ascii="Georgia Pro" w:eastAsia="Georgia Pro" w:hAnsi="Georgia Pro" w:cs="Georgia Pro"/>
-          <w:color w:val="000000" w:themeColor="text1"/>
-        </w:rPr>
-        <w:t>-id $VPCB \</w:t>
-      </w:r>
-      <w:r>
-        <w:rPr>
-          <w:rFonts w:ascii="Georgia Pro" w:eastAsia="Georgia Pro" w:hAnsi="Georgia Pro" w:cs="Georgia Pro"/>
-          <w:color w:val="000000" w:themeColor="text1"/>
-        </w:rPr>
-        <w:br/>
-        <w:t xml:space="preserve">--query </w:t>
-      </w:r>
-      <w:proofErr w:type="spellStart"/>
-      <w:r>
-        <w:rPr>
-          <w:rFonts w:ascii="Georgia Pro" w:eastAsia="Georgia Pro" w:hAnsi="Georgia Pro" w:cs="Georgia Pro"/>
-          <w:color w:val="000000" w:themeColor="text1"/>
-        </w:rPr>
-        <w:t>VpcPeeringConnection.VpcPeeringConnectionId</w:t>
-      </w:r>
-      <w:proofErr w:type="spellEnd"/>
-      <w:r>
-        <w:rPr>
-          <w:rFonts w:ascii="Georgia Pro" w:eastAsia="Georgia Pro" w:hAnsi="Georgia Pro" w:cs="Georgia Pro"/>
-          <w:color w:val="000000" w:themeColor="text1"/>
-        </w:rPr>
-        <w:t xml:space="preserve"> \</w:t>
-      </w:r>
-      <w:r>
-        <w:rPr>
-          <w:rFonts w:ascii="Georgia Pro" w:eastAsia="Georgia Pro" w:hAnsi="Georgia Pro" w:cs="Georgia Pro"/>
-          <w:color w:val="000000" w:themeColor="text1"/>
-        </w:rPr>
-        <w:br/>
-        <w:t>--output text)</w:t>
-      </w:r>
-      <w:r>
-        <w:rPr>
-          <w:rFonts w:ascii="Georgia Pro" w:eastAsia="Georgia Pro" w:hAnsi="Georgia Pro" w:cs="Georgia Pro"/>
-          <w:color w:val="000000" w:themeColor="text1"/>
-        </w:rPr>
-        <w:br/>
-      </w:r>
-      <w:r>
-        <w:rPr>
-          <w:rFonts w:ascii="Georgia Pro" w:eastAsia="Georgia Pro" w:hAnsi="Georgia Pro" w:cs="Georgia Pro"/>
-          <w:color w:val="000000" w:themeColor="text1"/>
-        </w:rPr>
-        <w:br/>
-        <w:t>echo $PCX</w:t>
-      </w:r>
-    </w:p>
-    <w:p>
-      <w:pPr>
-        <w:rPr>
-          <w:rFonts w:ascii="Georgia Pro" w:eastAsia="Georgia Pro" w:hAnsi="Georgia Pro" w:cs="Georgia Pro"/>
-          <w:color w:val="000000" w:themeColor="text1"/>
-        </w:rPr>
-      </w:pPr>
-      <w:r>
-        <w:rPr>
-          <w:rFonts w:ascii="Georgia Pro" w:eastAsia="Georgia Pro" w:hAnsi="Georgia Pro" w:cs="Georgia Pro"/>
-          <w:color w:val="000000" w:themeColor="text1"/>
-        </w:rPr>
-        <w:br w:type="page"/>
-      </w:r>
-    </w:p>
-    <w:p>
-      <w:pPr>
-        <w:spacing w:before="240" w:after="240" w:line="360" w:lineRule="auto"/>
-        <w:rPr>
-          <w:rFonts w:ascii="Georgia Pro" w:eastAsia="Georgia Pro" w:hAnsi="Georgia Pro" w:cs="Georgia Pro"/>
-          <w:color w:val="000000" w:themeColor="text1"/>
-        </w:rPr>
-      </w:pPr>
-      <w:r>
-        <w:rPr>
-          <w:rFonts w:ascii="Georgia Pro" w:eastAsia="Georgia Pro" w:hAnsi="Georgia Pro" w:cs="Georgia Pro"/>
-          <w:color w:val="000000" w:themeColor="text1"/>
-        </w:rPr>
-        <w:lastRenderedPageBreak/>
-        <w:t>Accept it</w:t>
+        <w:spacing w:before="240" w:after="240" w:line="276" w:lineRule="auto"/>
+        <w:rPr>
+          <w:rFonts w:ascii="Georgia Pro" w:eastAsia="Georgia Pro" w:hAnsi="Georgia Pro" w:cs="Georgia Pro"/>
+          <w:color w:val="000000" w:themeColor="text1"/>
+        </w:rPr>
+      </w:pPr>
+      <w:r>
+        <w:rPr>
+          <w:rFonts w:ascii="Georgia Pro" w:eastAsia="Georgia Pro" w:hAnsi="Georgia Pro" w:cs="Georgia Pro"/>
+          <w:color w:val="000000" w:themeColor="text1"/>
+        </w:rPr>
+        <w:t xml:space="preserve">    --query '</w:t>
+      </w:r>
+      <w:proofErr w:type="spellStart"/>
+      <w:r>
+        <w:rPr>
+          <w:rFonts w:ascii="Georgia Pro" w:eastAsia="Georgia Pro" w:hAnsi="Georgia Pro" w:cs="Georgia Pro"/>
+          <w:color w:val="000000" w:themeColor="text1"/>
+        </w:rPr>
+        <w:t>KeyMaterial</w:t>
+      </w:r>
+      <w:proofErr w:type="spellEnd"/>
+      <w:r>
+        <w:rPr>
+          <w:rFonts w:ascii="Georgia Pro" w:eastAsia="Georgia Pro" w:hAnsi="Georgia Pro" w:cs="Georgia Pro"/>
+          <w:color w:val="000000" w:themeColor="text1"/>
+        </w:rPr>
+        <w:t>' \</w:t>
       </w:r>
     </w:p>
     <w:p>
@@ -4739,121 +4399,50 @@
           <w:right w:val="single" w:sz="4" w:space="4" w:color="auto"/>
         </w:pBdr>
         <w:shd w:val="clear" w:color="auto" w:fill="F2F2F2" w:themeFill="background1" w:themeFillShade="F2"/>
-        <w:spacing w:before="240" w:after="240" w:line="360" w:lineRule="auto"/>
-        <w:rPr>
-          <w:rFonts w:ascii="Georgia Pro" w:eastAsia="Georgia Pro" w:hAnsi="Georgia Pro" w:cs="Georgia Pro"/>
-          <w:color w:val="000000" w:themeColor="text1"/>
-        </w:rPr>
-      </w:pPr>
-      <w:proofErr w:type="spellStart"/>
-      <w:r>
-        <w:rPr>
-          <w:rFonts w:ascii="Georgia Pro" w:eastAsia="Georgia Pro" w:hAnsi="Georgia Pro" w:cs="Georgia Pro"/>
-          <w:color w:val="000000" w:themeColor="text1"/>
-        </w:rPr>
-        <w:t>aws</w:t>
-      </w:r>
-      <w:proofErr w:type="spellEnd"/>
-      <w:r>
-        <w:rPr>
-          <w:rFonts w:ascii="Georgia Pro" w:eastAsia="Georgia Pro" w:hAnsi="Georgia Pro" w:cs="Georgia Pro"/>
-          <w:color w:val="000000" w:themeColor="text1"/>
-        </w:rPr>
-        <w:t xml:space="preserve"> ec2 accept-</w:t>
-      </w:r>
-      <w:proofErr w:type="spellStart"/>
-      <w:r>
-        <w:rPr>
-          <w:rFonts w:ascii="Georgia Pro" w:eastAsia="Georgia Pro" w:hAnsi="Georgia Pro" w:cs="Georgia Pro"/>
-          <w:color w:val="000000" w:themeColor="text1"/>
-        </w:rPr>
-        <w:t>vpc</w:t>
-      </w:r>
-      <w:proofErr w:type="spellEnd"/>
-      <w:r>
-        <w:rPr>
-          <w:rFonts w:ascii="Georgia Pro" w:eastAsia="Georgia Pro" w:hAnsi="Georgia Pro" w:cs="Georgia Pro"/>
-          <w:color w:val="000000" w:themeColor="text1"/>
-        </w:rPr>
-        <w:t>-peering-connection \</w:t>
-      </w:r>
-      <w:r>
-        <w:rPr>
-          <w:rFonts w:ascii="Georgia Pro" w:eastAsia="Georgia Pro" w:hAnsi="Georgia Pro" w:cs="Georgia Pro"/>
-          <w:color w:val="000000" w:themeColor="text1"/>
-        </w:rPr>
-        <w:br/>
-        <w:t>--</w:t>
-      </w:r>
-      <w:proofErr w:type="spellStart"/>
-      <w:r>
-        <w:rPr>
-          <w:rFonts w:ascii="Georgia Pro" w:eastAsia="Georgia Pro" w:hAnsi="Georgia Pro" w:cs="Georgia Pro"/>
-          <w:color w:val="000000" w:themeColor="text1"/>
-        </w:rPr>
-        <w:t>vpc</w:t>
-      </w:r>
-      <w:proofErr w:type="spellEnd"/>
-      <w:r>
-        <w:rPr>
-          <w:rFonts w:ascii="Georgia Pro" w:eastAsia="Georgia Pro" w:hAnsi="Georgia Pro" w:cs="Georgia Pro"/>
-          <w:color w:val="000000" w:themeColor="text1"/>
-        </w:rPr>
-        <w:t>-peering-connection-id $PCX</w:t>
-      </w:r>
-    </w:p>
-    <w:p>
-      <w:pPr>
-        <w:spacing w:before="240" w:after="240" w:line="360" w:lineRule="auto"/>
-        <w:rPr>
-          <w:rFonts w:ascii="Georgia Pro" w:eastAsia="Georgia Pro" w:hAnsi="Georgia Pro" w:cs="Georgia Pro"/>
-          <w:color w:val="000000" w:themeColor="text1"/>
-        </w:rPr>
-      </w:pPr>
-      <w:r>
-        <w:rPr>
-          <w:rFonts w:ascii="Georgia Pro" w:eastAsia="Georgia Pro" w:hAnsi="Georgia Pro" w:cs="Georgia Pro"/>
-          <w:color w:val="000000" w:themeColor="text1"/>
-        </w:rPr>
-        <w:pict w14:anchorId="1AAFDD7F">
-          <v:rect id="_x0000_i1041" style="width:0;height:1.5pt" o:hrstd="t" o:hr="t" fillcolor="#a0a0a0" stroked="f"/>
-        </w:pict>
-      </w:r>
-    </w:p>
-    <w:p>
-      <w:pPr>
-        <w:spacing w:before="240" w:after="240" w:line="360" w:lineRule="auto"/>
-        <w:rPr>
-          <w:rFonts w:ascii="Georgia Pro" w:eastAsia="Georgia Pro" w:hAnsi="Georgia Pro" w:cs="Georgia Pro"/>
-          <w:b/>
-          <w:bCs/>
-          <w:color w:val="000000" w:themeColor="text1"/>
-        </w:rPr>
-      </w:pPr>
-      <w:r>
-        <w:rPr>
-          <w:rFonts w:ascii="Georgia Pro" w:eastAsia="Georgia Pro" w:hAnsi="Georgia Pro" w:cs="Georgia Pro"/>
-          <w:b/>
-          <w:bCs/>
-          <w:color w:val="000000" w:themeColor="text1"/>
-        </w:rPr>
-        <w:t>Task 10: Update Route Tables</w:t>
-      </w:r>
-    </w:p>
-    <w:p>
-      <w:pPr>
-        <w:spacing w:before="240" w:after="240" w:line="360" w:lineRule="auto"/>
-        <w:rPr>
-          <w:rFonts w:ascii="Georgia Pro" w:eastAsia="Georgia Pro" w:hAnsi="Georgia Pro" w:cs="Georgia Pro"/>
-          <w:color w:val="000000" w:themeColor="text1"/>
-        </w:rPr>
-      </w:pPr>
-      <w:r>
-        <w:rPr>
-          <w:rFonts w:ascii="Georgia Pro" w:eastAsia="Georgia Pro" w:hAnsi="Georgia Pro" w:cs="Georgia Pro"/>
-          <w:color w:val="000000" w:themeColor="text1"/>
-        </w:rPr>
-        <w:t>VPC-A</w:t>
+        <w:spacing w:before="240" w:after="240" w:line="276" w:lineRule="auto"/>
+        <w:rPr>
+          <w:rFonts w:ascii="Georgia Pro" w:eastAsia="Georgia Pro" w:hAnsi="Georgia Pro" w:cs="Georgia Pro"/>
+          <w:color w:val="000000" w:themeColor="text1"/>
+        </w:rPr>
+      </w:pPr>
+      <w:r>
+        <w:rPr>
+          <w:rFonts w:ascii="Georgia Pro" w:eastAsia="Georgia Pro" w:hAnsi="Georgia Pro" w:cs="Georgia Pro"/>
+          <w:color w:val="000000" w:themeColor="text1"/>
+        </w:rPr>
+        <w:t xml:space="preserve">    --output text &gt; lab-</w:t>
+      </w:r>
+      <w:proofErr w:type="spellStart"/>
+      <w:r>
+        <w:rPr>
+          <w:rFonts w:ascii="Georgia Pro" w:eastAsia="Georgia Pro" w:hAnsi="Georgia Pro" w:cs="Georgia Pro"/>
+          <w:color w:val="000000" w:themeColor="text1"/>
+        </w:rPr>
+        <w:t>key.pem</w:t>
+      </w:r>
+      <w:proofErr w:type="spellEnd"/>
+    </w:p>
+    <w:p>
+      <w:pPr>
+        <w:rPr>
+          <w:rFonts w:ascii="Georgia Pro" w:eastAsia="Georgia Pro" w:hAnsi="Georgia Pro" w:cs="Georgia Pro"/>
+          <w:color w:val="000000" w:themeColor="text1"/>
+        </w:rPr>
+      </w:pPr>
+    </w:p>
+    <w:p>
+      <w:pPr>
+        <w:rPr>
+          <w:rFonts w:ascii="Georgia Pro" w:eastAsia="Georgia Pro" w:hAnsi="Georgia Pro" w:cs="Georgia Pro"/>
+          <w:color w:val="000000" w:themeColor="text1"/>
+        </w:rPr>
+      </w:pPr>
+      <w:r>
+        <w:rPr>
+          <w:rFonts w:ascii="Georgia Pro" w:eastAsia="Georgia Pro" w:hAnsi="Georgia Pro" w:cs="Georgia Pro"/>
+          <w:color w:val="000000" w:themeColor="text1"/>
+        </w:rPr>
+        <w:t>Launch EC2-A</w:t>
       </w:r>
     </w:p>
     <w:p>
@@ -4885,39 +4474,23 @@
           <w:rFonts w:ascii="Georgia Pro" w:eastAsia="Georgia Pro" w:hAnsi="Georgia Pro" w:cs="Georgia Pro"/>
           <w:color w:val="000000" w:themeColor="text1"/>
         </w:rPr>
-        <w:t xml:space="preserve"> ec2 create-route \</w:t>
-      </w:r>
-      <w:r>
-        <w:rPr>
-          <w:rFonts w:ascii="Georgia Pro" w:eastAsia="Georgia Pro" w:hAnsi="Georgia Pro" w:cs="Georgia Pro"/>
-          <w:color w:val="000000" w:themeColor="text1"/>
-        </w:rPr>
-        <w:br/>
-        <w:t>--route-table-id $RTA \</w:t>
-      </w:r>
-      <w:r>
-        <w:rPr>
-          <w:rFonts w:ascii="Georgia Pro" w:eastAsia="Georgia Pro" w:hAnsi="Georgia Pro" w:cs="Georgia Pro"/>
-          <w:color w:val="000000" w:themeColor="text1"/>
-        </w:rPr>
-        <w:br/>
-        <w:t>--destination-</w:t>
-      </w:r>
-      <w:proofErr w:type="spellStart"/>
-      <w:r>
-        <w:rPr>
-          <w:rFonts w:ascii="Georgia Pro" w:eastAsia="Georgia Pro" w:hAnsi="Georgia Pro" w:cs="Georgia Pro"/>
-          <w:color w:val="000000" w:themeColor="text1"/>
-        </w:rPr>
-        <w:t>cidr</w:t>
-      </w:r>
-      <w:proofErr w:type="spellEnd"/>
-      <w:r>
-        <w:rPr>
-          <w:rFonts w:ascii="Georgia Pro" w:eastAsia="Georgia Pro" w:hAnsi="Georgia Pro" w:cs="Georgia Pro"/>
-          <w:color w:val="000000" w:themeColor="text1"/>
-        </w:rPr>
-        <w:t>-block 172.16.</w:t>
+        <w:t xml:space="preserve"> ec2 run-instances \</w:t>
+      </w:r>
+      <w:r>
+        <w:rPr>
+          <w:rFonts w:ascii="Georgia Pro" w:eastAsia="Georgia Pro" w:hAnsi="Georgia Pro" w:cs="Georgia Pro"/>
+          <w:color w:val="000000" w:themeColor="text1"/>
+        </w:rPr>
+        <w:br/>
+        <w:t>--image-id $AMI \</w:t>
+      </w:r>
+      <w:r>
+        <w:rPr>
+          <w:rFonts w:ascii="Georgia Pro" w:eastAsia="Georgia Pro" w:hAnsi="Georgia Pro" w:cs="Georgia Pro"/>
+          <w:color w:val="000000" w:themeColor="text1"/>
+        </w:rPr>
+        <w:br/>
+        <w:t>--instance-type t</w:t>
       </w:r>
       <w:proofErr w:type="gramStart"/>
       <w:r>
@@ -4925,7 +4498,7 @@
           <w:rFonts w:ascii="Georgia Pro" w:eastAsia="Georgia Pro" w:hAnsi="Georgia Pro" w:cs="Georgia Pro"/>
           <w:color w:val="000000" w:themeColor="text1"/>
         </w:rPr>
-        <w:t>0.0</w:t>
+        <w:t>2.micro</w:t>
       </w:r>
       <w:proofErr w:type="gramEnd"/>
       <w:r>
@@ -4933,47 +4506,107 @@
           <w:rFonts w:ascii="Georgia Pro" w:eastAsia="Georgia Pro" w:hAnsi="Georgia Pro" w:cs="Georgia Pro"/>
           <w:color w:val="000000" w:themeColor="text1"/>
         </w:rPr>
-        <w:t>/16 \</w:t>
-      </w:r>
-      <w:r>
-        <w:rPr>
-          <w:rFonts w:ascii="Georgia Pro" w:eastAsia="Georgia Pro" w:hAnsi="Georgia Pro" w:cs="Georgia Pro"/>
-          <w:color w:val="000000" w:themeColor="text1"/>
-        </w:rPr>
-        <w:br/>
-        <w:t>--</w:t>
-      </w:r>
-      <w:proofErr w:type="spellStart"/>
-      <w:r>
-        <w:rPr>
-          <w:rFonts w:ascii="Georgia Pro" w:eastAsia="Georgia Pro" w:hAnsi="Georgia Pro" w:cs="Georgia Pro"/>
-          <w:color w:val="000000" w:themeColor="text1"/>
-        </w:rPr>
-        <w:t>vpc</w:t>
-      </w:r>
-      <w:proofErr w:type="spellEnd"/>
-      <w:r>
-        <w:rPr>
-          <w:rFonts w:ascii="Georgia Pro" w:eastAsia="Georgia Pro" w:hAnsi="Georgia Pro" w:cs="Georgia Pro"/>
-          <w:color w:val="000000" w:themeColor="text1"/>
-        </w:rPr>
-        <w:t>-peering-connection-id $PCX</w:t>
-      </w:r>
-    </w:p>
-    <w:p>
-      <w:pPr>
-        <w:spacing w:before="240" w:after="240" w:line="360" w:lineRule="auto"/>
-        <w:rPr>
-          <w:rFonts w:ascii="Georgia Pro" w:eastAsia="Georgia Pro" w:hAnsi="Georgia Pro" w:cs="Georgia Pro"/>
-          <w:color w:val="000000" w:themeColor="text1"/>
-        </w:rPr>
-      </w:pPr>
-      <w:r>
-        <w:rPr>
-          <w:rFonts w:ascii="Georgia Pro" w:eastAsia="Georgia Pro" w:hAnsi="Georgia Pro" w:cs="Georgia Pro"/>
-          <w:color w:val="000000" w:themeColor="text1"/>
-        </w:rPr>
-        <w:t>VPC-B</w:t>
+        <w:t xml:space="preserve"> \</w:t>
+      </w:r>
+      <w:r>
+        <w:rPr>
+          <w:rFonts w:ascii="Georgia Pro" w:eastAsia="Georgia Pro" w:hAnsi="Georgia Pro" w:cs="Georgia Pro"/>
+          <w:color w:val="000000" w:themeColor="text1"/>
+        </w:rPr>
+        <w:br/>
+        <w:t>--key-name lab-key \</w:t>
+      </w:r>
+      <w:r>
+        <w:rPr>
+          <w:rFonts w:ascii="Georgia Pro" w:eastAsia="Georgia Pro" w:hAnsi="Georgia Pro" w:cs="Georgia Pro"/>
+          <w:color w:val="000000" w:themeColor="text1"/>
+        </w:rPr>
+        <w:br/>
+        <w:t>--security-group-ids $SGA \</w:t>
+      </w:r>
+      <w:r>
+        <w:rPr>
+          <w:rFonts w:ascii="Georgia Pro" w:eastAsia="Georgia Pro" w:hAnsi="Georgia Pro" w:cs="Georgia Pro"/>
+          <w:color w:val="000000" w:themeColor="text1"/>
+        </w:rPr>
+        <w:br/>
+        <w:t>--subnet-id $SUBNETA \</w:t>
+      </w:r>
+      <w:r>
+        <w:rPr>
+          <w:rFonts w:ascii="Georgia Pro" w:eastAsia="Georgia Pro" w:hAnsi="Georgia Pro" w:cs="Georgia Pro"/>
+          <w:color w:val="000000" w:themeColor="text1"/>
+        </w:rPr>
+        <w:br/>
+        <w:t>--tag-specifications '</w:t>
+      </w:r>
+      <w:proofErr w:type="spellStart"/>
+      <w:r>
+        <w:rPr>
+          <w:rFonts w:ascii="Georgia Pro" w:eastAsia="Georgia Pro" w:hAnsi="Georgia Pro" w:cs="Georgia Pro"/>
+          <w:color w:val="000000" w:themeColor="text1"/>
+        </w:rPr>
+        <w:t>ResourceType</w:t>
+      </w:r>
+      <w:proofErr w:type="spellEnd"/>
+      <w:r>
+        <w:rPr>
+          <w:rFonts w:ascii="Georgia Pro" w:eastAsia="Georgia Pro" w:hAnsi="Georgia Pro" w:cs="Georgia Pro"/>
+          <w:color w:val="000000" w:themeColor="text1"/>
+        </w:rPr>
+        <w:t>=</w:t>
+      </w:r>
+      <w:proofErr w:type="spellStart"/>
+      <w:proofErr w:type="gramStart"/>
+      <w:r>
+        <w:rPr>
+          <w:rFonts w:ascii="Georgia Pro" w:eastAsia="Georgia Pro" w:hAnsi="Georgia Pro" w:cs="Georgia Pro"/>
+          <w:color w:val="000000" w:themeColor="text1"/>
+        </w:rPr>
+        <w:t>instance,Tags</w:t>
+      </w:r>
+      <w:proofErr w:type="spellEnd"/>
+      <w:proofErr w:type="gramEnd"/>
+      <w:r>
+        <w:rPr>
+          <w:rFonts w:ascii="Georgia Pro" w:eastAsia="Georgia Pro" w:hAnsi="Georgia Pro" w:cs="Georgia Pro"/>
+          <w:color w:val="000000" w:themeColor="text1"/>
+        </w:rPr>
+        <w:t>=[{Key=</w:t>
+      </w:r>
+      <w:proofErr w:type="spellStart"/>
+      <w:proofErr w:type="gramStart"/>
+      <w:r>
+        <w:rPr>
+          <w:rFonts w:ascii="Georgia Pro" w:eastAsia="Georgia Pro" w:hAnsi="Georgia Pro" w:cs="Georgia Pro"/>
+          <w:color w:val="000000" w:themeColor="text1"/>
+        </w:rPr>
+        <w:t>Name,Value</w:t>
+      </w:r>
+      <w:proofErr w:type="spellEnd"/>
+      <w:proofErr w:type="gramEnd"/>
+      <w:r>
+        <w:rPr>
+          <w:rFonts w:ascii="Georgia Pro" w:eastAsia="Georgia Pro" w:hAnsi="Georgia Pro" w:cs="Georgia Pro"/>
+          <w:color w:val="000000" w:themeColor="text1"/>
+        </w:rPr>
+        <w:t>=EC2-A}]'</w:t>
+      </w:r>
+    </w:p>
+    <w:p>
+      <w:pPr>
+        <w:spacing w:before="240" w:after="240" w:line="360" w:lineRule="auto"/>
+        <w:rPr>
+          <w:rFonts w:ascii="Georgia Pro" w:eastAsia="Georgia Pro" w:hAnsi="Georgia Pro" w:cs="Georgia Pro"/>
+          <w:color w:val="000000" w:themeColor="text1"/>
+        </w:rPr>
+      </w:pPr>
+      <w:r>
+        <w:rPr>
+          <w:rFonts w:ascii="Georgia Pro" w:eastAsia="Georgia Pro" w:hAnsi="Georgia Pro" w:cs="Georgia Pro"/>
+          <w:color w:val="000000" w:themeColor="text1"/>
+        </w:rPr>
+        <w:t>Launch EC2-B</w:t>
       </w:r>
     </w:p>
     <w:p>
@@ -5005,80 +4638,156 @@
           <w:rFonts w:ascii="Georgia Pro" w:eastAsia="Georgia Pro" w:hAnsi="Georgia Pro" w:cs="Georgia Pro"/>
           <w:color w:val="000000" w:themeColor="text1"/>
         </w:rPr>
-        <w:t xml:space="preserve"> ec2 create-route \</w:t>
-      </w:r>
-      <w:r>
-        <w:rPr>
-          <w:rFonts w:ascii="Georgia Pro" w:eastAsia="Georgia Pro" w:hAnsi="Georgia Pro" w:cs="Georgia Pro"/>
-          <w:color w:val="000000" w:themeColor="text1"/>
-        </w:rPr>
-        <w:br/>
-        <w:t>--route-table-id $RTB \</w:t>
-      </w:r>
-      <w:r>
-        <w:rPr>
-          <w:rFonts w:ascii="Georgia Pro" w:eastAsia="Georgia Pro" w:hAnsi="Georgia Pro" w:cs="Georgia Pro"/>
-          <w:color w:val="000000" w:themeColor="text1"/>
-        </w:rPr>
-        <w:br/>
-        <w:t>--destination-</w:t>
-      </w:r>
-      <w:proofErr w:type="spellStart"/>
-      <w:r>
-        <w:rPr>
-          <w:rFonts w:ascii="Georgia Pro" w:eastAsia="Georgia Pro" w:hAnsi="Georgia Pro" w:cs="Georgia Pro"/>
-          <w:color w:val="000000" w:themeColor="text1"/>
-        </w:rPr>
-        <w:t>cidr</w:t>
-      </w:r>
-      <w:proofErr w:type="spellEnd"/>
-      <w:r>
-        <w:rPr>
-          <w:rFonts w:ascii="Georgia Pro" w:eastAsia="Georgia Pro" w:hAnsi="Georgia Pro" w:cs="Georgia Pro"/>
-          <w:color w:val="000000" w:themeColor="text1"/>
-        </w:rPr>
-        <w:t>-block 10.0.0.0/16 \</w:t>
-      </w:r>
-      <w:r>
-        <w:rPr>
-          <w:rFonts w:ascii="Georgia Pro" w:eastAsia="Georgia Pro" w:hAnsi="Georgia Pro" w:cs="Georgia Pro"/>
-          <w:color w:val="000000" w:themeColor="text1"/>
-        </w:rPr>
-        <w:br/>
-        <w:t>--</w:t>
-      </w:r>
-      <w:proofErr w:type="spellStart"/>
-      <w:r>
-        <w:rPr>
-          <w:rFonts w:ascii="Georgia Pro" w:eastAsia="Georgia Pro" w:hAnsi="Georgia Pro" w:cs="Georgia Pro"/>
-          <w:color w:val="000000" w:themeColor="text1"/>
-        </w:rPr>
-        <w:t>vpc</w:t>
-      </w:r>
-      <w:proofErr w:type="spellEnd"/>
-      <w:r>
-        <w:rPr>
-          <w:rFonts w:ascii="Georgia Pro" w:eastAsia="Georgia Pro" w:hAnsi="Georgia Pro" w:cs="Georgia Pro"/>
-          <w:color w:val="000000" w:themeColor="text1"/>
-        </w:rPr>
-        <w:t>-peering-connection-id $PCX</w:t>
-      </w:r>
-    </w:p>
-    <w:p>
-      <w:pPr>
-        <w:spacing w:before="240" w:after="240" w:line="360" w:lineRule="auto"/>
-        <w:rPr>
-          <w:rFonts w:ascii="Georgia Pro" w:eastAsia="Georgia Pro" w:hAnsi="Georgia Pro" w:cs="Georgia Pro"/>
-          <w:color w:val="000000" w:themeColor="text1"/>
-        </w:rPr>
-      </w:pPr>
-      <w:r>
-        <w:rPr>
-          <w:rFonts w:ascii="Georgia Pro" w:eastAsia="Georgia Pro" w:hAnsi="Georgia Pro" w:cs="Georgia Pro"/>
-          <w:color w:val="000000" w:themeColor="text1"/>
-        </w:rPr>
-        <w:pict w14:anchorId="67D112FF">
-          <v:rect id="_x0000_i1042" style="width:0;height:1.5pt" o:hrstd="t" o:hr="t" fillcolor="#a0a0a0" stroked="f"/>
+        <w:t xml:space="preserve"> ec2 run-instances \</w:t>
+      </w:r>
+      <w:r>
+        <w:rPr>
+          <w:rFonts w:ascii="Georgia Pro" w:eastAsia="Georgia Pro" w:hAnsi="Georgia Pro" w:cs="Georgia Pro"/>
+          <w:color w:val="000000" w:themeColor="text1"/>
+        </w:rPr>
+        <w:br/>
+        <w:t>--image-id $AMI \</w:t>
+      </w:r>
+      <w:r>
+        <w:rPr>
+          <w:rFonts w:ascii="Georgia Pro" w:eastAsia="Georgia Pro" w:hAnsi="Georgia Pro" w:cs="Georgia Pro"/>
+          <w:color w:val="000000" w:themeColor="text1"/>
+        </w:rPr>
+        <w:br/>
+        <w:t>--instance-type t</w:t>
+      </w:r>
+      <w:proofErr w:type="gramStart"/>
+      <w:r>
+        <w:rPr>
+          <w:rFonts w:ascii="Georgia Pro" w:eastAsia="Georgia Pro" w:hAnsi="Georgia Pro" w:cs="Georgia Pro"/>
+          <w:color w:val="000000" w:themeColor="text1"/>
+        </w:rPr>
+        <w:t>2.micro</w:t>
+      </w:r>
+      <w:proofErr w:type="gramEnd"/>
+      <w:r>
+        <w:rPr>
+          <w:rFonts w:ascii="Georgia Pro" w:eastAsia="Georgia Pro" w:hAnsi="Georgia Pro" w:cs="Georgia Pro"/>
+          <w:color w:val="000000" w:themeColor="text1"/>
+        </w:rPr>
+        <w:t xml:space="preserve"> \</w:t>
+      </w:r>
+      <w:r>
+        <w:rPr>
+          <w:rFonts w:ascii="Georgia Pro" w:eastAsia="Georgia Pro" w:hAnsi="Georgia Pro" w:cs="Georgia Pro"/>
+          <w:color w:val="000000" w:themeColor="text1"/>
+        </w:rPr>
+        <w:br/>
+        <w:t>--key-name lab-key \</w:t>
+      </w:r>
+      <w:r>
+        <w:rPr>
+          <w:rFonts w:ascii="Georgia Pro" w:eastAsia="Georgia Pro" w:hAnsi="Georgia Pro" w:cs="Georgia Pro"/>
+          <w:color w:val="000000" w:themeColor="text1"/>
+        </w:rPr>
+        <w:br/>
+        <w:t>--security-group-ids $SGB \</w:t>
+      </w:r>
+      <w:r>
+        <w:rPr>
+          <w:rFonts w:ascii="Georgia Pro" w:eastAsia="Georgia Pro" w:hAnsi="Georgia Pro" w:cs="Georgia Pro"/>
+          <w:color w:val="000000" w:themeColor="text1"/>
+        </w:rPr>
+        <w:br/>
+        <w:t>--subnet-id $SUBNETB \</w:t>
+      </w:r>
+      <w:r>
+        <w:rPr>
+          <w:rFonts w:ascii="Georgia Pro" w:eastAsia="Georgia Pro" w:hAnsi="Georgia Pro" w:cs="Georgia Pro"/>
+          <w:color w:val="000000" w:themeColor="text1"/>
+        </w:rPr>
+        <w:br/>
+        <w:t>--tag-specifications '</w:t>
+      </w:r>
+      <w:proofErr w:type="spellStart"/>
+      <w:r>
+        <w:rPr>
+          <w:rFonts w:ascii="Georgia Pro" w:eastAsia="Georgia Pro" w:hAnsi="Georgia Pro" w:cs="Georgia Pro"/>
+          <w:color w:val="000000" w:themeColor="text1"/>
+        </w:rPr>
+        <w:t>ResourceType</w:t>
+      </w:r>
+      <w:proofErr w:type="spellEnd"/>
+      <w:r>
+        <w:rPr>
+          <w:rFonts w:ascii="Georgia Pro" w:eastAsia="Georgia Pro" w:hAnsi="Georgia Pro" w:cs="Georgia Pro"/>
+          <w:color w:val="000000" w:themeColor="text1"/>
+        </w:rPr>
+        <w:t>=</w:t>
+      </w:r>
+      <w:proofErr w:type="spellStart"/>
+      <w:proofErr w:type="gramStart"/>
+      <w:r>
+        <w:rPr>
+          <w:rFonts w:ascii="Georgia Pro" w:eastAsia="Georgia Pro" w:hAnsi="Georgia Pro" w:cs="Georgia Pro"/>
+          <w:color w:val="000000" w:themeColor="text1"/>
+        </w:rPr>
+        <w:t>instance,Tags</w:t>
+      </w:r>
+      <w:proofErr w:type="spellEnd"/>
+      <w:proofErr w:type="gramEnd"/>
+      <w:r>
+        <w:rPr>
+          <w:rFonts w:ascii="Georgia Pro" w:eastAsia="Georgia Pro" w:hAnsi="Georgia Pro" w:cs="Georgia Pro"/>
+          <w:color w:val="000000" w:themeColor="text1"/>
+        </w:rPr>
+        <w:t>=[{Key=</w:t>
+      </w:r>
+      <w:proofErr w:type="spellStart"/>
+      <w:proofErr w:type="gramStart"/>
+      <w:r>
+        <w:rPr>
+          <w:rFonts w:ascii="Georgia Pro" w:eastAsia="Georgia Pro" w:hAnsi="Georgia Pro" w:cs="Georgia Pro"/>
+          <w:color w:val="000000" w:themeColor="text1"/>
+        </w:rPr>
+        <w:t>Name,Value</w:t>
+      </w:r>
+      <w:proofErr w:type="spellEnd"/>
+      <w:proofErr w:type="gramEnd"/>
+      <w:r>
+        <w:rPr>
+          <w:rFonts w:ascii="Georgia Pro" w:eastAsia="Georgia Pro" w:hAnsi="Georgia Pro" w:cs="Georgia Pro"/>
+          <w:color w:val="000000" w:themeColor="text1"/>
+        </w:rPr>
+        <w:t>=EC2-</w:t>
+      </w:r>
+      <w:proofErr w:type="gramStart"/>
+      <w:r>
+        <w:rPr>
+          <w:rFonts w:ascii="Georgia Pro" w:eastAsia="Georgia Pro" w:hAnsi="Georgia Pro" w:cs="Georgia Pro"/>
+          <w:color w:val="000000" w:themeColor="text1"/>
+        </w:rPr>
+        <w:t>B}]</w:t>
+      </w:r>
+      <w:proofErr w:type="gramEnd"/>
+      <w:r>
+        <w:rPr>
+          <w:rFonts w:ascii="Georgia Pro" w:eastAsia="Georgia Pro" w:hAnsi="Georgia Pro" w:cs="Georgia Pro"/>
+          <w:color w:val="000000" w:themeColor="text1"/>
+        </w:rPr>
+        <w:t>'</w:t>
+      </w:r>
+    </w:p>
+    <w:p>
+      <w:pPr>
+        <w:spacing w:before="240" w:after="240" w:line="360" w:lineRule="auto"/>
+        <w:rPr>
+          <w:rFonts w:ascii="Georgia Pro" w:eastAsia="Georgia Pro" w:hAnsi="Georgia Pro" w:cs="Georgia Pro"/>
+          <w:color w:val="000000" w:themeColor="text1"/>
+        </w:rPr>
+      </w:pPr>
+      <w:r>
+        <w:rPr>
+          <w:rFonts w:ascii="Georgia Pro" w:eastAsia="Georgia Pro" w:hAnsi="Georgia Pro" w:cs="Georgia Pro"/>
+          <w:color w:val="000000" w:themeColor="text1"/>
+        </w:rPr>
+        <w:pict w14:anchorId="711701E0">
+          <v:rect id="_x0000_i1040" style="width:0;height:1.5pt" o:hrstd="t" o:hr="t" fillcolor="#a0a0a0" stroked="f"/>
         </w:pict>
       </w:r>
     </w:p>
@@ -5099,7 +4808,7 @@
           <w:bCs/>
           <w:color w:val="000000" w:themeColor="text1"/>
         </w:rPr>
-        <w:t>Task 11: Get Private IP Addresses</w:t>
+        <w:t>Task 9: Create VPC Peering</w:t>
       </w:r>
     </w:p>
     <w:p>
@@ -5117,6 +4826,13 @@
           <w:color w:val="000000" w:themeColor="text1"/>
         </w:rPr>
       </w:pPr>
+      <w:r>
+        <w:rPr>
+          <w:rFonts w:ascii="Georgia Pro" w:eastAsia="Georgia Pro" w:hAnsi="Georgia Pro" w:cs="Georgia Pro"/>
+          <w:color w:val="000000" w:themeColor="text1"/>
+        </w:rPr>
+        <w:t>PCX=$(</w:t>
+      </w:r>
       <w:proofErr w:type="spellStart"/>
       <w:r>
         <w:rPr>
@@ -5131,198 +4847,141 @@
           <w:rFonts w:ascii="Georgia Pro" w:eastAsia="Georgia Pro" w:hAnsi="Georgia Pro" w:cs="Georgia Pro"/>
           <w:color w:val="000000" w:themeColor="text1"/>
         </w:rPr>
-        <w:t xml:space="preserve"> ec2 describe-instances \</w:t>
-      </w:r>
-      <w:r>
-        <w:rPr>
-          <w:rFonts w:ascii="Georgia Pro" w:eastAsia="Georgia Pro" w:hAnsi="Georgia Pro" w:cs="Georgia Pro"/>
-          <w:color w:val="000000" w:themeColor="text1"/>
-        </w:rPr>
-        <w:br/>
-        <w:t>--query "Reservations[*</w:t>
-      </w:r>
-      <w:proofErr w:type="gramStart"/>
-      <w:r>
-        <w:rPr>
-          <w:rFonts w:ascii="Georgia Pro" w:eastAsia="Georgia Pro" w:hAnsi="Georgia Pro" w:cs="Georgia Pro"/>
-          <w:color w:val="000000" w:themeColor="text1"/>
-        </w:rPr>
-        <w:t>].Instances</w:t>
-      </w:r>
-      <w:proofErr w:type="gramEnd"/>
-      <w:r>
-        <w:rPr>
-          <w:rFonts w:ascii="Georgia Pro" w:eastAsia="Georgia Pro" w:hAnsi="Georgia Pro" w:cs="Georgia Pro"/>
-          <w:color w:val="000000" w:themeColor="text1"/>
-        </w:rPr>
-        <w:t>[*</w:t>
-      </w:r>
-      <w:proofErr w:type="gramStart"/>
-      <w:r>
-        <w:rPr>
-          <w:rFonts w:ascii="Georgia Pro" w:eastAsia="Georgia Pro" w:hAnsi="Georgia Pro" w:cs="Georgia Pro"/>
-          <w:color w:val="000000" w:themeColor="text1"/>
-        </w:rPr>
-        <w:t>].[</w:t>
-      </w:r>
-      <w:proofErr w:type="gramEnd"/>
-      <w:r>
-        <w:rPr>
-          <w:rFonts w:ascii="Georgia Pro" w:eastAsia="Georgia Pro" w:hAnsi="Georgia Pro" w:cs="Georgia Pro"/>
-          <w:color w:val="000000" w:themeColor="text1"/>
-        </w:rPr>
-        <w:t>Tags[0</w:t>
-      </w:r>
-      <w:proofErr w:type="gramStart"/>
-      <w:r>
-        <w:rPr>
-          <w:rFonts w:ascii="Georgia Pro" w:eastAsia="Georgia Pro" w:hAnsi="Georgia Pro" w:cs="Georgia Pro"/>
-          <w:color w:val="000000" w:themeColor="text1"/>
-        </w:rPr>
-        <w:t>].Value</w:t>
-      </w:r>
-      <w:proofErr w:type="gramEnd"/>
-      <w:r>
-        <w:rPr>
-          <w:rFonts w:ascii="Georgia Pro" w:eastAsia="Georgia Pro" w:hAnsi="Georgia Pro" w:cs="Georgia Pro"/>
-          <w:color w:val="000000" w:themeColor="text1"/>
-        </w:rPr>
-        <w:t>,</w:t>
-      </w:r>
-      <w:proofErr w:type="gramStart"/>
-      <w:r>
-        <w:rPr>
-          <w:rFonts w:ascii="Georgia Pro" w:eastAsia="Georgia Pro" w:hAnsi="Georgia Pro" w:cs="Georgia Pro"/>
-          <w:color w:val="000000" w:themeColor="text1"/>
-        </w:rPr>
-        <w:t>PrivateIpAddress,PublicIpAddress</w:t>
-      </w:r>
-      <w:proofErr w:type="gramEnd"/>
-      <w:r>
-        <w:rPr>
-          <w:rFonts w:ascii="Georgia Pro" w:eastAsia="Georgia Pro" w:hAnsi="Georgia Pro" w:cs="Georgia Pro"/>
-          <w:color w:val="000000" w:themeColor="text1"/>
-        </w:rPr>
-        <w:t>]" \</w:t>
-      </w:r>
-      <w:r>
-        <w:rPr>
-          <w:rFonts w:ascii="Georgia Pro" w:eastAsia="Georgia Pro" w:hAnsi="Georgia Pro" w:cs="Georgia Pro"/>
-          <w:color w:val="000000" w:themeColor="text1"/>
-        </w:rPr>
-        <w:br/>
-        <w:t>--output table</w:t>
-      </w:r>
-    </w:p>
-    <w:p>
-      <w:pPr>
-        <w:spacing w:before="240" w:after="240" w:line="360" w:lineRule="auto"/>
-        <w:rPr>
-          <w:rFonts w:ascii="Georgia Pro" w:eastAsia="Georgia Pro" w:hAnsi="Georgia Pro" w:cs="Georgia Pro"/>
-          <w:color w:val="000000" w:themeColor="text1"/>
-        </w:rPr>
-      </w:pPr>
-      <w:r>
-        <w:rPr>
-          <w:rFonts w:ascii="Georgia Pro" w:eastAsia="Georgia Pro" w:hAnsi="Georgia Pro" w:cs="Georgia Pro"/>
-          <w:color w:val="000000" w:themeColor="text1"/>
-        </w:rPr>
-        <w:t>Example:</w:t>
-      </w:r>
-    </w:p>
-    <w:p>
-      <w:pPr>
-        <w:spacing w:before="240" w:after="240" w:line="360" w:lineRule="auto"/>
-        <w:rPr>
-          <w:rFonts w:ascii="Georgia Pro" w:eastAsia="Georgia Pro" w:hAnsi="Georgia Pro" w:cs="Georgia Pro"/>
-          <w:color w:val="000000" w:themeColor="text1"/>
-        </w:rPr>
-      </w:pPr>
-      <w:r>
-        <w:rPr>
-          <w:rFonts w:ascii="Georgia Pro" w:eastAsia="Georgia Pro" w:hAnsi="Georgia Pro" w:cs="Georgia Pro"/>
-          <w:color w:val="000000" w:themeColor="text1"/>
-        </w:rPr>
-        <w:t>---------------------------------------------</w:t>
-      </w:r>
-      <w:r>
-        <w:rPr>
-          <w:rFonts w:ascii="Georgia Pro" w:eastAsia="Georgia Pro" w:hAnsi="Georgia Pro" w:cs="Georgia Pro"/>
-          <w:color w:val="000000" w:themeColor="text1"/>
-        </w:rPr>
-        <w:br/>
-        <w:t>| Name  | Private IP | Public IP            |</w:t>
-      </w:r>
-      <w:r>
-        <w:rPr>
-          <w:rFonts w:ascii="Georgia Pro" w:eastAsia="Georgia Pro" w:hAnsi="Georgia Pro" w:cs="Georgia Pro"/>
-          <w:color w:val="000000" w:themeColor="text1"/>
-        </w:rPr>
-        <w:br/>
-        <w:t>---------------------------------------------</w:t>
-      </w:r>
-      <w:r>
-        <w:rPr>
-          <w:rFonts w:ascii="Georgia Pro" w:eastAsia="Georgia Pro" w:hAnsi="Georgia Pro" w:cs="Georgia Pro"/>
-          <w:color w:val="000000" w:themeColor="text1"/>
-        </w:rPr>
-        <w:br/>
-        <w:t>| EC2-A | 10.0.1.120 | 54.xx.xx.xx          |</w:t>
-      </w:r>
-      <w:r>
-        <w:rPr>
-          <w:rFonts w:ascii="Georgia Pro" w:eastAsia="Georgia Pro" w:hAnsi="Georgia Pro" w:cs="Georgia Pro"/>
-          <w:color w:val="000000" w:themeColor="text1"/>
-        </w:rPr>
-        <w:br/>
-        <w:t>| EC2-B | 172.16.1.25| 3.xx.xx.xx           |</w:t>
-      </w:r>
-      <w:r>
-        <w:rPr>
-          <w:rFonts w:ascii="Georgia Pro" w:eastAsia="Georgia Pro" w:hAnsi="Georgia Pro" w:cs="Georgia Pro"/>
-          <w:color w:val="000000" w:themeColor="text1"/>
-        </w:rPr>
-        <w:br/>
-        <w:t>---------------------------------------------</w:t>
-      </w:r>
-    </w:p>
-    <w:p>
-      <w:pPr>
-        <w:spacing w:before="240" w:after="240" w:line="360" w:lineRule="auto"/>
-        <w:rPr>
-          <w:rFonts w:ascii="Georgia Pro" w:eastAsia="Georgia Pro" w:hAnsi="Georgia Pro" w:cs="Georgia Pro"/>
-          <w:color w:val="000000" w:themeColor="text1"/>
-        </w:rPr>
-      </w:pPr>
+        <w:t xml:space="preserve"> ec2 create-</w:t>
+      </w:r>
+      <w:proofErr w:type="spellStart"/>
+      <w:r>
+        <w:rPr>
+          <w:rFonts w:ascii="Georgia Pro" w:eastAsia="Georgia Pro" w:hAnsi="Georgia Pro" w:cs="Georgia Pro"/>
+          <w:color w:val="000000" w:themeColor="text1"/>
+        </w:rPr>
+        <w:t>vpc</w:t>
+      </w:r>
+      <w:proofErr w:type="spellEnd"/>
+      <w:r>
+        <w:rPr>
+          <w:rFonts w:ascii="Georgia Pro" w:eastAsia="Georgia Pro" w:hAnsi="Georgia Pro" w:cs="Georgia Pro"/>
+          <w:color w:val="000000" w:themeColor="text1"/>
+        </w:rPr>
+        <w:t>-peering-connection \</w:t>
+      </w:r>
+      <w:r>
+        <w:rPr>
+          <w:rFonts w:ascii="Georgia Pro" w:eastAsia="Georgia Pro" w:hAnsi="Georgia Pro" w:cs="Georgia Pro"/>
+          <w:color w:val="000000" w:themeColor="text1"/>
+        </w:rPr>
+        <w:br/>
+        <w:t>--</w:t>
+      </w:r>
+      <w:proofErr w:type="spellStart"/>
+      <w:r>
+        <w:rPr>
+          <w:rFonts w:ascii="Georgia Pro" w:eastAsia="Georgia Pro" w:hAnsi="Georgia Pro" w:cs="Georgia Pro"/>
+          <w:color w:val="000000" w:themeColor="text1"/>
+        </w:rPr>
+        <w:t>vpc</w:t>
+      </w:r>
+      <w:proofErr w:type="spellEnd"/>
+      <w:r>
+        <w:rPr>
+          <w:rFonts w:ascii="Georgia Pro" w:eastAsia="Georgia Pro" w:hAnsi="Georgia Pro" w:cs="Georgia Pro"/>
+          <w:color w:val="000000" w:themeColor="text1"/>
+        </w:rPr>
+        <w:t>-id $VPCA \</w:t>
+      </w:r>
+      <w:r>
+        <w:rPr>
+          <w:rFonts w:ascii="Georgia Pro" w:eastAsia="Georgia Pro" w:hAnsi="Georgia Pro" w:cs="Georgia Pro"/>
+          <w:color w:val="000000" w:themeColor="text1"/>
+        </w:rPr>
+        <w:br/>
+        <w:t>--peer-</w:t>
+      </w:r>
+      <w:proofErr w:type="spellStart"/>
+      <w:r>
+        <w:rPr>
+          <w:rFonts w:ascii="Georgia Pro" w:eastAsia="Georgia Pro" w:hAnsi="Georgia Pro" w:cs="Georgia Pro"/>
+          <w:color w:val="000000" w:themeColor="text1"/>
+        </w:rPr>
+        <w:t>vpc</w:t>
+      </w:r>
+      <w:proofErr w:type="spellEnd"/>
+      <w:r>
+        <w:rPr>
+          <w:rFonts w:ascii="Georgia Pro" w:eastAsia="Georgia Pro" w:hAnsi="Georgia Pro" w:cs="Georgia Pro"/>
+          <w:color w:val="000000" w:themeColor="text1"/>
+        </w:rPr>
+        <w:t>-id $VPCB \</w:t>
+      </w:r>
+      <w:r>
+        <w:rPr>
+          <w:rFonts w:ascii="Georgia Pro" w:eastAsia="Georgia Pro" w:hAnsi="Georgia Pro" w:cs="Georgia Pro"/>
+          <w:color w:val="000000" w:themeColor="text1"/>
+        </w:rPr>
+        <w:br/>
+        <w:t xml:space="preserve">--query </w:t>
+      </w:r>
+      <w:proofErr w:type="spellStart"/>
+      <w:r>
+        <w:rPr>
+          <w:rFonts w:ascii="Georgia Pro" w:eastAsia="Georgia Pro" w:hAnsi="Georgia Pro" w:cs="Georgia Pro"/>
+          <w:color w:val="000000" w:themeColor="text1"/>
+        </w:rPr>
+        <w:t>VpcPeeringConnection.VpcPeeringConnectionId</w:t>
+      </w:r>
+      <w:proofErr w:type="spellEnd"/>
+      <w:r>
+        <w:rPr>
+          <w:rFonts w:ascii="Georgia Pro" w:eastAsia="Georgia Pro" w:hAnsi="Georgia Pro" w:cs="Georgia Pro"/>
+          <w:color w:val="000000" w:themeColor="text1"/>
+        </w:rPr>
+        <w:t xml:space="preserve"> \</w:t>
+      </w:r>
+      <w:r>
+        <w:rPr>
+          <w:rFonts w:ascii="Georgia Pro" w:eastAsia="Georgia Pro" w:hAnsi="Georgia Pro" w:cs="Georgia Pro"/>
+          <w:color w:val="000000" w:themeColor="text1"/>
+        </w:rPr>
+        <w:br/>
+        <w:t>--output text)</w:t>
+      </w:r>
+      <w:r>
+        <w:rPr>
+          <w:rFonts w:ascii="Georgia Pro" w:eastAsia="Georgia Pro" w:hAnsi="Georgia Pro" w:cs="Georgia Pro"/>
+          <w:color w:val="000000" w:themeColor="text1"/>
+        </w:rPr>
+        <w:br/>
+      </w:r>
+      <w:r>
+        <w:rPr>
+          <w:rFonts w:ascii="Georgia Pro" w:eastAsia="Georgia Pro" w:hAnsi="Georgia Pro" w:cs="Georgia Pro"/>
+          <w:color w:val="000000" w:themeColor="text1"/>
+        </w:rPr>
+        <w:br/>
+        <w:t>echo $PCX</w:t>
+      </w:r>
+    </w:p>
+    <w:p>
+      <w:pPr>
+        <w:rPr>
+          <w:rFonts w:ascii="Georgia Pro" w:eastAsia="Georgia Pro" w:hAnsi="Georgia Pro" w:cs="Georgia Pro"/>
+          <w:color w:val="000000" w:themeColor="text1"/>
+        </w:rPr>
+      </w:pPr>
+      <w:r>
+        <w:rPr>
+          <w:rFonts w:ascii="Georgia Pro" w:eastAsia="Georgia Pro" w:hAnsi="Georgia Pro" w:cs="Georgia Pro"/>
+          <w:color w:val="000000" w:themeColor="text1"/>
+        </w:rPr>
+        <w:br w:type="page"/>
+      </w:r>
       <w:r>
         <w:rPr>
           <w:rFonts w:ascii="Georgia Pro" w:eastAsia="Georgia Pro" w:hAnsi="Georgia Pro" w:cs="Georgia Pro"/>
           <w:color w:val="000000" w:themeColor="text1"/>
         </w:rPr>
         <w:lastRenderedPageBreak/>
-        <w:pict w14:anchorId="5AD2B3E0">
-          <v:rect id="_x0000_i1043" style="width:0;height:1.5pt" o:hrstd="t" o:hr="t" fillcolor="#a0a0a0" stroked="f"/>
-        </w:pict>
-      </w:r>
-    </w:p>
-    <w:p>
-      <w:pPr>
-        <w:spacing w:before="240" w:after="240" w:line="360" w:lineRule="auto"/>
-        <w:rPr>
-          <w:rFonts w:ascii="Georgia Pro" w:eastAsia="Georgia Pro" w:hAnsi="Georgia Pro" w:cs="Georgia Pro"/>
-          <w:b/>
-          <w:bCs/>
-          <w:color w:val="000000" w:themeColor="text1"/>
-        </w:rPr>
-      </w:pPr>
-      <w:r>
-        <w:rPr>
-          <w:rFonts w:ascii="Georgia Pro" w:eastAsia="Georgia Pro" w:hAnsi="Georgia Pro" w:cs="Georgia Pro"/>
-          <w:b/>
-          <w:bCs/>
-          <w:color w:val="000000" w:themeColor="text1"/>
-        </w:rPr>
-        <w:t>Task 12: SSH to EC2-A</w:t>
+        <w:t>Accept it</w:t>
       </w:r>
     </w:p>
     <w:p>
@@ -5340,6 +4999,601 @@
           <w:color w:val="000000" w:themeColor="text1"/>
         </w:rPr>
       </w:pPr>
+      <w:proofErr w:type="spellStart"/>
+      <w:r>
+        <w:rPr>
+          <w:rFonts w:ascii="Georgia Pro" w:eastAsia="Georgia Pro" w:hAnsi="Georgia Pro" w:cs="Georgia Pro"/>
+          <w:color w:val="000000" w:themeColor="text1"/>
+        </w:rPr>
+        <w:t>aws</w:t>
+      </w:r>
+      <w:proofErr w:type="spellEnd"/>
+      <w:r>
+        <w:rPr>
+          <w:rFonts w:ascii="Georgia Pro" w:eastAsia="Georgia Pro" w:hAnsi="Georgia Pro" w:cs="Georgia Pro"/>
+          <w:color w:val="000000" w:themeColor="text1"/>
+        </w:rPr>
+        <w:t xml:space="preserve"> ec2 accept-</w:t>
+      </w:r>
+      <w:proofErr w:type="spellStart"/>
+      <w:r>
+        <w:rPr>
+          <w:rFonts w:ascii="Georgia Pro" w:eastAsia="Georgia Pro" w:hAnsi="Georgia Pro" w:cs="Georgia Pro"/>
+          <w:color w:val="000000" w:themeColor="text1"/>
+        </w:rPr>
+        <w:t>vpc</w:t>
+      </w:r>
+      <w:proofErr w:type="spellEnd"/>
+      <w:r>
+        <w:rPr>
+          <w:rFonts w:ascii="Georgia Pro" w:eastAsia="Georgia Pro" w:hAnsi="Georgia Pro" w:cs="Georgia Pro"/>
+          <w:color w:val="000000" w:themeColor="text1"/>
+        </w:rPr>
+        <w:t>-peering-connection \</w:t>
+      </w:r>
+      <w:r>
+        <w:rPr>
+          <w:rFonts w:ascii="Georgia Pro" w:eastAsia="Georgia Pro" w:hAnsi="Georgia Pro" w:cs="Georgia Pro"/>
+          <w:color w:val="000000" w:themeColor="text1"/>
+        </w:rPr>
+        <w:br/>
+        <w:t>--</w:t>
+      </w:r>
+      <w:proofErr w:type="spellStart"/>
+      <w:r>
+        <w:rPr>
+          <w:rFonts w:ascii="Georgia Pro" w:eastAsia="Georgia Pro" w:hAnsi="Georgia Pro" w:cs="Georgia Pro"/>
+          <w:color w:val="000000" w:themeColor="text1"/>
+        </w:rPr>
+        <w:t>vpc</w:t>
+      </w:r>
+      <w:proofErr w:type="spellEnd"/>
+      <w:r>
+        <w:rPr>
+          <w:rFonts w:ascii="Georgia Pro" w:eastAsia="Georgia Pro" w:hAnsi="Georgia Pro" w:cs="Georgia Pro"/>
+          <w:color w:val="000000" w:themeColor="text1"/>
+        </w:rPr>
+        <w:t>-peering-connection-id $PCX</w:t>
+      </w:r>
+    </w:p>
+    <w:p>
+      <w:pPr>
+        <w:spacing w:before="240" w:after="240" w:line="360" w:lineRule="auto"/>
+        <w:rPr>
+          <w:rFonts w:ascii="Georgia Pro" w:eastAsia="Georgia Pro" w:hAnsi="Georgia Pro" w:cs="Georgia Pro"/>
+          <w:color w:val="000000" w:themeColor="text1"/>
+        </w:rPr>
+      </w:pPr>
+      <w:r>
+        <w:rPr>
+          <w:rFonts w:ascii="Georgia Pro" w:eastAsia="Georgia Pro" w:hAnsi="Georgia Pro" w:cs="Georgia Pro"/>
+          <w:color w:val="000000" w:themeColor="text1"/>
+        </w:rPr>
+        <w:pict w14:anchorId="1AAFDD7F">
+          <v:rect id="_x0000_i1041" style="width:0;height:1.5pt" o:hrstd="t" o:hr="t" fillcolor="#a0a0a0" stroked="f"/>
+        </w:pict>
+      </w:r>
+    </w:p>
+    <w:p>
+      <w:pPr>
+        <w:spacing w:before="240" w:after="240" w:line="360" w:lineRule="auto"/>
+        <w:rPr>
+          <w:rFonts w:ascii="Georgia Pro" w:eastAsia="Georgia Pro" w:hAnsi="Georgia Pro" w:cs="Georgia Pro"/>
+          <w:b/>
+          <w:bCs/>
+          <w:color w:val="000000" w:themeColor="text1"/>
+        </w:rPr>
+      </w:pPr>
+      <w:r>
+        <w:rPr>
+          <w:rFonts w:ascii="Georgia Pro" w:eastAsia="Georgia Pro" w:hAnsi="Georgia Pro" w:cs="Georgia Pro"/>
+          <w:b/>
+          <w:bCs/>
+          <w:color w:val="000000" w:themeColor="text1"/>
+        </w:rPr>
+        <w:t>Task 10: Update Route Tables</w:t>
+      </w:r>
+    </w:p>
+    <w:p>
+      <w:pPr>
+        <w:spacing w:before="240" w:after="240" w:line="360" w:lineRule="auto"/>
+        <w:rPr>
+          <w:rFonts w:ascii="Georgia Pro" w:eastAsia="Georgia Pro" w:hAnsi="Georgia Pro" w:cs="Georgia Pro"/>
+          <w:color w:val="000000" w:themeColor="text1"/>
+        </w:rPr>
+      </w:pPr>
+      <w:r>
+        <w:rPr>
+          <w:rFonts w:ascii="Georgia Pro" w:eastAsia="Georgia Pro" w:hAnsi="Georgia Pro" w:cs="Georgia Pro"/>
+          <w:color w:val="000000" w:themeColor="text1"/>
+        </w:rPr>
+        <w:t>VPC-A</w:t>
+      </w:r>
+    </w:p>
+    <w:p>
+      <w:pPr>
+        <w:pBdr>
+          <w:top w:val="single" w:sz="4" w:space="1" w:color="auto"/>
+          <w:left w:val="single" w:sz="4" w:space="4" w:color="auto"/>
+          <w:bottom w:val="single" w:sz="4" w:space="1" w:color="auto"/>
+          <w:right w:val="single" w:sz="4" w:space="4" w:color="auto"/>
+        </w:pBdr>
+        <w:shd w:val="clear" w:color="auto" w:fill="F2F2F2" w:themeFill="background1" w:themeFillShade="F2"/>
+        <w:spacing w:before="240" w:after="240" w:line="360" w:lineRule="auto"/>
+        <w:rPr>
+          <w:rFonts w:ascii="Georgia Pro" w:eastAsia="Georgia Pro" w:hAnsi="Georgia Pro" w:cs="Georgia Pro"/>
+          <w:color w:val="000000" w:themeColor="text1"/>
+        </w:rPr>
+      </w:pPr>
+      <w:proofErr w:type="spellStart"/>
+      <w:r>
+        <w:rPr>
+          <w:rFonts w:ascii="Georgia Pro" w:eastAsia="Georgia Pro" w:hAnsi="Georgia Pro" w:cs="Georgia Pro"/>
+          <w:color w:val="000000" w:themeColor="text1"/>
+        </w:rPr>
+        <w:t>aws</w:t>
+      </w:r>
+      <w:proofErr w:type="spellEnd"/>
+      <w:r>
+        <w:rPr>
+          <w:rFonts w:ascii="Georgia Pro" w:eastAsia="Georgia Pro" w:hAnsi="Georgia Pro" w:cs="Georgia Pro"/>
+          <w:color w:val="000000" w:themeColor="text1"/>
+        </w:rPr>
+        <w:t xml:space="preserve"> ec2 create-route \</w:t>
+      </w:r>
+      <w:r>
+        <w:rPr>
+          <w:rFonts w:ascii="Georgia Pro" w:eastAsia="Georgia Pro" w:hAnsi="Georgia Pro" w:cs="Georgia Pro"/>
+          <w:color w:val="000000" w:themeColor="text1"/>
+        </w:rPr>
+        <w:br/>
+        <w:t>--route-table-id $RTA \</w:t>
+      </w:r>
+      <w:r>
+        <w:rPr>
+          <w:rFonts w:ascii="Georgia Pro" w:eastAsia="Georgia Pro" w:hAnsi="Georgia Pro" w:cs="Georgia Pro"/>
+          <w:color w:val="000000" w:themeColor="text1"/>
+        </w:rPr>
+        <w:br/>
+        <w:t>--destination-</w:t>
+      </w:r>
+      <w:proofErr w:type="spellStart"/>
+      <w:r>
+        <w:rPr>
+          <w:rFonts w:ascii="Georgia Pro" w:eastAsia="Georgia Pro" w:hAnsi="Georgia Pro" w:cs="Georgia Pro"/>
+          <w:color w:val="000000" w:themeColor="text1"/>
+        </w:rPr>
+        <w:t>cidr</w:t>
+      </w:r>
+      <w:proofErr w:type="spellEnd"/>
+      <w:r>
+        <w:rPr>
+          <w:rFonts w:ascii="Georgia Pro" w:eastAsia="Georgia Pro" w:hAnsi="Georgia Pro" w:cs="Georgia Pro"/>
+          <w:color w:val="000000" w:themeColor="text1"/>
+        </w:rPr>
+        <w:t>-block 172.16.</w:t>
+      </w:r>
+      <w:proofErr w:type="gramStart"/>
+      <w:r>
+        <w:rPr>
+          <w:rFonts w:ascii="Georgia Pro" w:eastAsia="Georgia Pro" w:hAnsi="Georgia Pro" w:cs="Georgia Pro"/>
+          <w:color w:val="000000" w:themeColor="text1"/>
+        </w:rPr>
+        <w:t>0.0</w:t>
+      </w:r>
+      <w:proofErr w:type="gramEnd"/>
+      <w:r>
+        <w:rPr>
+          <w:rFonts w:ascii="Georgia Pro" w:eastAsia="Georgia Pro" w:hAnsi="Georgia Pro" w:cs="Georgia Pro"/>
+          <w:color w:val="000000" w:themeColor="text1"/>
+        </w:rPr>
+        <w:t>/16 \</w:t>
+      </w:r>
+      <w:r>
+        <w:rPr>
+          <w:rFonts w:ascii="Georgia Pro" w:eastAsia="Georgia Pro" w:hAnsi="Georgia Pro" w:cs="Georgia Pro"/>
+          <w:color w:val="000000" w:themeColor="text1"/>
+        </w:rPr>
+        <w:br/>
+        <w:t>--</w:t>
+      </w:r>
+      <w:proofErr w:type="spellStart"/>
+      <w:r>
+        <w:rPr>
+          <w:rFonts w:ascii="Georgia Pro" w:eastAsia="Georgia Pro" w:hAnsi="Georgia Pro" w:cs="Georgia Pro"/>
+          <w:color w:val="000000" w:themeColor="text1"/>
+        </w:rPr>
+        <w:t>vpc</w:t>
+      </w:r>
+      <w:proofErr w:type="spellEnd"/>
+      <w:r>
+        <w:rPr>
+          <w:rFonts w:ascii="Georgia Pro" w:eastAsia="Georgia Pro" w:hAnsi="Georgia Pro" w:cs="Georgia Pro"/>
+          <w:color w:val="000000" w:themeColor="text1"/>
+        </w:rPr>
+        <w:t>-peering-connection-id $PCX</w:t>
+      </w:r>
+    </w:p>
+    <w:p>
+      <w:pPr>
+        <w:spacing w:before="240" w:after="240" w:line="360" w:lineRule="auto"/>
+        <w:rPr>
+          <w:rFonts w:ascii="Georgia Pro" w:eastAsia="Georgia Pro" w:hAnsi="Georgia Pro" w:cs="Georgia Pro"/>
+          <w:color w:val="000000" w:themeColor="text1"/>
+        </w:rPr>
+      </w:pPr>
+      <w:r>
+        <w:rPr>
+          <w:rFonts w:ascii="Georgia Pro" w:eastAsia="Georgia Pro" w:hAnsi="Georgia Pro" w:cs="Georgia Pro"/>
+          <w:color w:val="000000" w:themeColor="text1"/>
+        </w:rPr>
+        <w:t>VPC-B</w:t>
+      </w:r>
+    </w:p>
+    <w:p>
+      <w:pPr>
+        <w:pBdr>
+          <w:top w:val="single" w:sz="4" w:space="1" w:color="auto"/>
+          <w:left w:val="single" w:sz="4" w:space="4" w:color="auto"/>
+          <w:bottom w:val="single" w:sz="4" w:space="1" w:color="auto"/>
+          <w:right w:val="single" w:sz="4" w:space="4" w:color="auto"/>
+        </w:pBdr>
+        <w:shd w:val="clear" w:color="auto" w:fill="F2F2F2" w:themeFill="background1" w:themeFillShade="F2"/>
+        <w:spacing w:before="240" w:after="240" w:line="360" w:lineRule="auto"/>
+        <w:rPr>
+          <w:rFonts w:ascii="Georgia Pro" w:eastAsia="Georgia Pro" w:hAnsi="Georgia Pro" w:cs="Georgia Pro"/>
+          <w:color w:val="000000" w:themeColor="text1"/>
+        </w:rPr>
+      </w:pPr>
+      <w:proofErr w:type="spellStart"/>
+      <w:r>
+        <w:rPr>
+          <w:rFonts w:ascii="Georgia Pro" w:eastAsia="Georgia Pro" w:hAnsi="Georgia Pro" w:cs="Georgia Pro"/>
+          <w:color w:val="000000" w:themeColor="text1"/>
+        </w:rPr>
+        <w:t>aws</w:t>
+      </w:r>
+      <w:proofErr w:type="spellEnd"/>
+      <w:r>
+        <w:rPr>
+          <w:rFonts w:ascii="Georgia Pro" w:eastAsia="Georgia Pro" w:hAnsi="Georgia Pro" w:cs="Georgia Pro"/>
+          <w:color w:val="000000" w:themeColor="text1"/>
+        </w:rPr>
+        <w:t xml:space="preserve"> ec2 create-route \</w:t>
+      </w:r>
+      <w:r>
+        <w:rPr>
+          <w:rFonts w:ascii="Georgia Pro" w:eastAsia="Georgia Pro" w:hAnsi="Georgia Pro" w:cs="Georgia Pro"/>
+          <w:color w:val="000000" w:themeColor="text1"/>
+        </w:rPr>
+        <w:br/>
+        <w:t>--route-table-id $RTB \</w:t>
+      </w:r>
+      <w:r>
+        <w:rPr>
+          <w:rFonts w:ascii="Georgia Pro" w:eastAsia="Georgia Pro" w:hAnsi="Georgia Pro" w:cs="Georgia Pro"/>
+          <w:color w:val="000000" w:themeColor="text1"/>
+        </w:rPr>
+        <w:br/>
+        <w:t>--destination-</w:t>
+      </w:r>
+      <w:proofErr w:type="spellStart"/>
+      <w:r>
+        <w:rPr>
+          <w:rFonts w:ascii="Georgia Pro" w:eastAsia="Georgia Pro" w:hAnsi="Georgia Pro" w:cs="Georgia Pro"/>
+          <w:color w:val="000000" w:themeColor="text1"/>
+        </w:rPr>
+        <w:t>cidr</w:t>
+      </w:r>
+      <w:proofErr w:type="spellEnd"/>
+      <w:r>
+        <w:rPr>
+          <w:rFonts w:ascii="Georgia Pro" w:eastAsia="Georgia Pro" w:hAnsi="Georgia Pro" w:cs="Georgia Pro"/>
+          <w:color w:val="000000" w:themeColor="text1"/>
+        </w:rPr>
+        <w:t>-block 10.0.0.0/16 \</w:t>
+      </w:r>
+      <w:r>
+        <w:rPr>
+          <w:rFonts w:ascii="Georgia Pro" w:eastAsia="Georgia Pro" w:hAnsi="Georgia Pro" w:cs="Georgia Pro"/>
+          <w:color w:val="000000" w:themeColor="text1"/>
+        </w:rPr>
+        <w:br/>
+        <w:t>--</w:t>
+      </w:r>
+      <w:proofErr w:type="spellStart"/>
+      <w:r>
+        <w:rPr>
+          <w:rFonts w:ascii="Georgia Pro" w:eastAsia="Georgia Pro" w:hAnsi="Georgia Pro" w:cs="Georgia Pro"/>
+          <w:color w:val="000000" w:themeColor="text1"/>
+        </w:rPr>
+        <w:t>vpc</w:t>
+      </w:r>
+      <w:proofErr w:type="spellEnd"/>
+      <w:r>
+        <w:rPr>
+          <w:rFonts w:ascii="Georgia Pro" w:eastAsia="Georgia Pro" w:hAnsi="Georgia Pro" w:cs="Georgia Pro"/>
+          <w:color w:val="000000" w:themeColor="text1"/>
+        </w:rPr>
+        <w:t>-peering-connection-id $PCX</w:t>
+      </w:r>
+    </w:p>
+    <w:p>
+      <w:pPr>
+        <w:spacing w:before="240" w:after="240" w:line="360" w:lineRule="auto"/>
+        <w:rPr>
+          <w:rFonts w:ascii="Georgia Pro" w:eastAsia="Georgia Pro" w:hAnsi="Georgia Pro" w:cs="Georgia Pro"/>
+          <w:color w:val="000000" w:themeColor="text1"/>
+        </w:rPr>
+      </w:pPr>
+      <w:r>
+        <w:rPr>
+          <w:rFonts w:ascii="Georgia Pro" w:eastAsia="Georgia Pro" w:hAnsi="Georgia Pro" w:cs="Georgia Pro"/>
+          <w:color w:val="000000" w:themeColor="text1"/>
+        </w:rPr>
+        <w:pict w14:anchorId="67D112FF">
+          <v:rect id="_x0000_i1042" style="width:0;height:1.5pt" o:hrstd="t" o:hr="t" fillcolor="#a0a0a0" stroked="f"/>
+        </w:pict>
+      </w:r>
+    </w:p>
+    <w:p>
+      <w:pPr>
+        <w:spacing w:before="240" w:after="240" w:line="360" w:lineRule="auto"/>
+        <w:rPr>
+          <w:rFonts w:ascii="Georgia Pro" w:eastAsia="Georgia Pro" w:hAnsi="Georgia Pro" w:cs="Georgia Pro"/>
+          <w:b/>
+          <w:bCs/>
+          <w:color w:val="000000" w:themeColor="text1"/>
+        </w:rPr>
+      </w:pPr>
+      <w:r>
+        <w:rPr>
+          <w:rFonts w:ascii="Georgia Pro" w:eastAsia="Georgia Pro" w:hAnsi="Georgia Pro" w:cs="Georgia Pro"/>
+          <w:b/>
+          <w:bCs/>
+          <w:color w:val="000000" w:themeColor="text1"/>
+        </w:rPr>
+        <w:t>Task 11: Get Private IP Addresses</w:t>
+      </w:r>
+    </w:p>
+    <w:p>
+      <w:pPr>
+        <w:pBdr>
+          <w:top w:val="single" w:sz="4" w:space="1" w:color="auto"/>
+          <w:left w:val="single" w:sz="4" w:space="4" w:color="auto"/>
+          <w:bottom w:val="single" w:sz="4" w:space="1" w:color="auto"/>
+          <w:right w:val="single" w:sz="4" w:space="4" w:color="auto"/>
+        </w:pBdr>
+        <w:shd w:val="clear" w:color="auto" w:fill="F2F2F2" w:themeFill="background1" w:themeFillShade="F2"/>
+        <w:spacing w:before="240" w:after="240" w:line="360" w:lineRule="auto"/>
+        <w:rPr>
+          <w:rFonts w:ascii="Georgia Pro" w:eastAsia="Georgia Pro" w:hAnsi="Georgia Pro" w:cs="Georgia Pro"/>
+          <w:color w:val="000000" w:themeColor="text1"/>
+        </w:rPr>
+      </w:pPr>
+      <w:proofErr w:type="spellStart"/>
+      <w:r>
+        <w:rPr>
+          <w:rFonts w:ascii="Georgia Pro" w:eastAsia="Georgia Pro" w:hAnsi="Georgia Pro" w:cs="Georgia Pro"/>
+          <w:color w:val="000000" w:themeColor="text1"/>
+        </w:rPr>
+        <w:t>aws</w:t>
+      </w:r>
+      <w:proofErr w:type="spellEnd"/>
+      <w:r>
+        <w:rPr>
+          <w:rFonts w:ascii="Georgia Pro" w:eastAsia="Georgia Pro" w:hAnsi="Georgia Pro" w:cs="Georgia Pro"/>
+          <w:color w:val="000000" w:themeColor="text1"/>
+        </w:rPr>
+        <w:t xml:space="preserve"> ec2 describe-instances \</w:t>
+      </w:r>
+      <w:r>
+        <w:rPr>
+          <w:rFonts w:ascii="Georgia Pro" w:eastAsia="Georgia Pro" w:hAnsi="Georgia Pro" w:cs="Georgia Pro"/>
+          <w:color w:val="000000" w:themeColor="text1"/>
+        </w:rPr>
+        <w:br/>
+        <w:t>--query "Reservations[*</w:t>
+      </w:r>
+      <w:proofErr w:type="gramStart"/>
+      <w:r>
+        <w:rPr>
+          <w:rFonts w:ascii="Georgia Pro" w:eastAsia="Georgia Pro" w:hAnsi="Georgia Pro" w:cs="Georgia Pro"/>
+          <w:color w:val="000000" w:themeColor="text1"/>
+        </w:rPr>
+        <w:t>].Instances</w:t>
+      </w:r>
+      <w:proofErr w:type="gramEnd"/>
+      <w:r>
+        <w:rPr>
+          <w:rFonts w:ascii="Georgia Pro" w:eastAsia="Georgia Pro" w:hAnsi="Georgia Pro" w:cs="Georgia Pro"/>
+          <w:color w:val="000000" w:themeColor="text1"/>
+        </w:rPr>
+        <w:t>[*</w:t>
+      </w:r>
+      <w:proofErr w:type="gramStart"/>
+      <w:r>
+        <w:rPr>
+          <w:rFonts w:ascii="Georgia Pro" w:eastAsia="Georgia Pro" w:hAnsi="Georgia Pro" w:cs="Georgia Pro"/>
+          <w:color w:val="000000" w:themeColor="text1"/>
+        </w:rPr>
+        <w:t>].[</w:t>
+      </w:r>
+      <w:proofErr w:type="gramEnd"/>
+      <w:r>
+        <w:rPr>
+          <w:rFonts w:ascii="Georgia Pro" w:eastAsia="Georgia Pro" w:hAnsi="Georgia Pro" w:cs="Georgia Pro"/>
+          <w:color w:val="000000" w:themeColor="text1"/>
+        </w:rPr>
+        <w:t>Tags[0</w:t>
+      </w:r>
+      <w:proofErr w:type="gramStart"/>
+      <w:r>
+        <w:rPr>
+          <w:rFonts w:ascii="Georgia Pro" w:eastAsia="Georgia Pro" w:hAnsi="Georgia Pro" w:cs="Georgia Pro"/>
+          <w:color w:val="000000" w:themeColor="text1"/>
+        </w:rPr>
+        <w:t>].Value</w:t>
+      </w:r>
+      <w:proofErr w:type="gramEnd"/>
+      <w:r>
+        <w:rPr>
+          <w:rFonts w:ascii="Georgia Pro" w:eastAsia="Georgia Pro" w:hAnsi="Georgia Pro" w:cs="Georgia Pro"/>
+          <w:color w:val="000000" w:themeColor="text1"/>
+        </w:rPr>
+        <w:t>,</w:t>
+      </w:r>
+      <w:proofErr w:type="gramStart"/>
+      <w:r>
+        <w:rPr>
+          <w:rFonts w:ascii="Georgia Pro" w:eastAsia="Georgia Pro" w:hAnsi="Georgia Pro" w:cs="Georgia Pro"/>
+          <w:color w:val="000000" w:themeColor="text1"/>
+        </w:rPr>
+        <w:t>PrivateIpAddress,PublicIpAddress</w:t>
+      </w:r>
+      <w:proofErr w:type="gramEnd"/>
+      <w:r>
+        <w:rPr>
+          <w:rFonts w:ascii="Georgia Pro" w:eastAsia="Georgia Pro" w:hAnsi="Georgia Pro" w:cs="Georgia Pro"/>
+          <w:color w:val="000000" w:themeColor="text1"/>
+        </w:rPr>
+        <w:t>]" \</w:t>
+      </w:r>
+      <w:r>
+        <w:rPr>
+          <w:rFonts w:ascii="Georgia Pro" w:eastAsia="Georgia Pro" w:hAnsi="Georgia Pro" w:cs="Georgia Pro"/>
+          <w:color w:val="000000" w:themeColor="text1"/>
+        </w:rPr>
+        <w:br/>
+        <w:t>--output table</w:t>
+      </w:r>
+    </w:p>
+    <w:p>
+      <w:pPr>
+        <w:spacing w:before="240" w:after="240" w:line="360" w:lineRule="auto"/>
+        <w:rPr>
+          <w:rFonts w:ascii="Georgia Pro" w:eastAsia="Georgia Pro" w:hAnsi="Georgia Pro" w:cs="Georgia Pro"/>
+          <w:color w:val="000000" w:themeColor="text1"/>
+        </w:rPr>
+      </w:pPr>
+      <w:r>
+        <w:rPr>
+          <w:rFonts w:ascii="Georgia Pro" w:eastAsia="Georgia Pro" w:hAnsi="Georgia Pro" w:cs="Georgia Pro"/>
+          <w:color w:val="000000" w:themeColor="text1"/>
+        </w:rPr>
+        <w:t>Example:</w:t>
+      </w:r>
+    </w:p>
+    <w:p>
+      <w:pPr>
+        <w:spacing w:before="240" w:after="240" w:line="360" w:lineRule="auto"/>
+        <w:rPr>
+          <w:rFonts w:ascii="Georgia Pro" w:eastAsia="Georgia Pro" w:hAnsi="Georgia Pro" w:cs="Georgia Pro"/>
+          <w:color w:val="000000" w:themeColor="text1"/>
+        </w:rPr>
+      </w:pPr>
+      <w:r>
+        <w:rPr>
+          <w:rFonts w:ascii="Georgia Pro" w:eastAsia="Georgia Pro" w:hAnsi="Georgia Pro" w:cs="Georgia Pro"/>
+          <w:color w:val="000000" w:themeColor="text1"/>
+        </w:rPr>
+        <w:t>---------------------------------------------</w:t>
+      </w:r>
+      <w:r>
+        <w:rPr>
+          <w:rFonts w:ascii="Georgia Pro" w:eastAsia="Georgia Pro" w:hAnsi="Georgia Pro" w:cs="Georgia Pro"/>
+          <w:color w:val="000000" w:themeColor="text1"/>
+        </w:rPr>
+        <w:br/>
+        <w:t>| Name  | Private IP | Public IP            |</w:t>
+      </w:r>
+      <w:r>
+        <w:rPr>
+          <w:rFonts w:ascii="Georgia Pro" w:eastAsia="Georgia Pro" w:hAnsi="Georgia Pro" w:cs="Georgia Pro"/>
+          <w:color w:val="000000" w:themeColor="text1"/>
+        </w:rPr>
+        <w:br/>
+        <w:t>---------------------------------------------</w:t>
+      </w:r>
+      <w:r>
+        <w:rPr>
+          <w:rFonts w:ascii="Georgia Pro" w:eastAsia="Georgia Pro" w:hAnsi="Georgia Pro" w:cs="Georgia Pro"/>
+          <w:color w:val="000000" w:themeColor="text1"/>
+        </w:rPr>
+        <w:br/>
+        <w:t>| EC2-A | 10.0.1.120 | 54.xx.xx.xx          |</w:t>
+      </w:r>
+      <w:r>
+        <w:rPr>
+          <w:rFonts w:ascii="Georgia Pro" w:eastAsia="Georgia Pro" w:hAnsi="Georgia Pro" w:cs="Georgia Pro"/>
+          <w:color w:val="000000" w:themeColor="text1"/>
+        </w:rPr>
+        <w:br/>
+        <w:t>| EC2-B | 172.16.1.25| 3.xx.xx.xx           |</w:t>
+      </w:r>
+      <w:r>
+        <w:rPr>
+          <w:rFonts w:ascii="Georgia Pro" w:eastAsia="Georgia Pro" w:hAnsi="Georgia Pro" w:cs="Georgia Pro"/>
+          <w:color w:val="000000" w:themeColor="text1"/>
+        </w:rPr>
+        <w:br/>
+        <w:t>---------------------------------------------</w:t>
+      </w:r>
+    </w:p>
+    <w:p>
+      <w:pPr>
+        <w:spacing w:before="240" w:after="240" w:line="360" w:lineRule="auto"/>
+        <w:rPr>
+          <w:rFonts w:ascii="Georgia Pro" w:eastAsia="Georgia Pro" w:hAnsi="Georgia Pro" w:cs="Georgia Pro"/>
+          <w:color w:val="000000" w:themeColor="text1"/>
+        </w:rPr>
+      </w:pPr>
+      <w:r>
+        <w:rPr>
+          <w:rFonts w:ascii="Georgia Pro" w:eastAsia="Georgia Pro" w:hAnsi="Georgia Pro" w:cs="Georgia Pro"/>
+          <w:color w:val="000000" w:themeColor="text1"/>
+        </w:rPr>
+        <w:lastRenderedPageBreak/>
+        <w:pict w14:anchorId="5AD2B3E0">
+          <v:rect id="_x0000_i1043" style="width:0;height:1.5pt" o:hrstd="t" o:hr="t" fillcolor="#a0a0a0" stroked="f"/>
+        </w:pict>
+      </w:r>
+    </w:p>
+    <w:p>
+      <w:pPr>
+        <w:spacing w:before="240" w:after="240" w:line="360" w:lineRule="auto"/>
+        <w:rPr>
+          <w:rFonts w:ascii="Georgia Pro" w:eastAsia="Georgia Pro" w:hAnsi="Georgia Pro" w:cs="Georgia Pro"/>
+          <w:b/>
+          <w:bCs/>
+          <w:color w:val="000000" w:themeColor="text1"/>
+        </w:rPr>
+      </w:pPr>
+      <w:r>
+        <w:rPr>
+          <w:rFonts w:ascii="Georgia Pro" w:eastAsia="Georgia Pro" w:hAnsi="Georgia Pro" w:cs="Georgia Pro"/>
+          <w:b/>
+          <w:bCs/>
+          <w:color w:val="000000" w:themeColor="text1"/>
+        </w:rPr>
+        <w:t>Task 12: SSH to EC2-A</w:t>
+      </w:r>
+    </w:p>
+    <w:p>
+      <w:pPr>
+        <w:pBdr>
+          <w:top w:val="single" w:sz="4" w:space="1" w:color="auto"/>
+          <w:left w:val="single" w:sz="4" w:space="4" w:color="auto"/>
+          <w:bottom w:val="single" w:sz="4" w:space="1" w:color="auto"/>
+          <w:right w:val="single" w:sz="4" w:space="4" w:color="auto"/>
+        </w:pBdr>
+        <w:shd w:val="clear" w:color="auto" w:fill="F2F2F2" w:themeFill="background1" w:themeFillShade="F2"/>
+        <w:spacing w:before="240" w:after="240" w:line="360" w:lineRule="auto"/>
+        <w:rPr>
+          <w:rFonts w:ascii="Georgia Pro" w:eastAsia="Georgia Pro" w:hAnsi="Georgia Pro" w:cs="Georgia Pro"/>
+          <w:color w:val="000000" w:themeColor="text1"/>
+        </w:rPr>
+      </w:pPr>
       <w:r>
         <w:rPr>
           <w:rFonts w:ascii="Georgia Pro" w:eastAsia="Georgia Pro" w:hAnsi="Georgia Pro" w:cs="Georgia Pro"/>
@@ -5377,23 +5631,14 @@
           <w:rFonts w:ascii="Georgia Pro" w:eastAsia="Georgia Pro" w:hAnsi="Georgia Pro" w:cs="Georgia Pro"/>
           <w:color w:val="000000" w:themeColor="text1"/>
         </w:rPr>
-        <w:t xml:space="preserve"> ec2-</w:t>
-      </w:r>
-      <w:proofErr w:type="gramStart"/>
-      <w:r>
-        <w:rPr>
-          <w:rFonts w:ascii="Georgia Pro" w:eastAsia="Georgia Pro" w:hAnsi="Georgia Pro" w:cs="Georgia Pro"/>
-          <w:color w:val="000000" w:themeColor="text1"/>
-        </w:rPr>
-        <w:t>user@</w:t>
-      </w:r>
-      <w:proofErr w:type="gramEnd"/>
-      <w:r>
-        <w:rPr>
-          <w:rFonts w:ascii="Georgia Pro" w:eastAsia="Georgia Pro" w:hAnsi="Georgia Pro" w:cs="Georgia Pro"/>
-          <w:color w:val="000000" w:themeColor="text1"/>
-        </w:rPr>
-        <w:t>&lt;Public-IP-EC2-A&gt;</w:t>
+        <w:t xml:space="preserve"> ec2-user@</w:t>
+      </w:r>
+      <w:r>
+        <w:rPr>
+          <w:rFonts w:ascii="Georgia Pro" w:eastAsia="Georgia Pro" w:hAnsi="Georgia Pro" w:cs="Georgia Pro"/>
+          <w:color w:val="000000" w:themeColor="text1"/>
+        </w:rPr>
+        <w:t>3.239.45.207</w:t>
       </w:r>
     </w:p>
     <w:p>
@@ -8662,7 +8907,6 @@
   <w:style w:type="character" w:default="1" w:styleId="DefaultParagraphFont">
     <w:name w:val="Default Paragraph Font"/>
     <w:uiPriority w:val="1"/>
-    <w:semiHidden/>
     <w:unhideWhenUsed/>
   </w:style>
   <w:style w:type="table" w:default="1" w:styleId="TableNormal">
@@ -9020,6 +9264,107 @@
 </inkml:ink>
 </file>
 
+<file path=word/ink/ink2.xml><?xml version="1.0" encoding="utf-8"?>
+<inkml:ink xmlns:inkml="http://www.w3.org/2003/InkML">
+  <inkml:definitions>
+    <inkml:context xml:id="ctx0">
+      <inkml:inkSource xml:id="inkSrc0">
+        <inkml:traceFormat>
+          <inkml:channel name="X" type="integer" min="-2.14748E9" max="2.14748E9" units="cm"/>
+          <inkml:channel name="Y" type="integer" min="-2.14748E9" max="2.14748E9" units="cm"/>
+          <inkml:channel name="F" type="integer" max="32767" units="dev"/>
+        </inkml:traceFormat>
+        <inkml:channelProperties>
+          <inkml:channelProperty channel="X" name="resolution" value="1000" units="1/cm"/>
+          <inkml:channelProperty channel="Y" name="resolution" value="1000" units="1/cm"/>
+          <inkml:channelProperty channel="F" name="resolution" value="0" units="1/dev"/>
+        </inkml:channelProperties>
+      </inkml:inkSource>
+      <inkml:timestamp xml:id="ts0" timeString="2026-07-04T06:33:07.971"/>
+    </inkml:context>
+    <inkml:brush xml:id="br0">
+      <inkml:brushProperty name="width" value="0.05" units="cm"/>
+      <inkml:brushProperty name="height" value="0.05" units="cm"/>
+      <inkml:brushProperty name="color" value="#E71224"/>
+    </inkml:brush>
+  </inkml:definitions>
+  <inkml:trace contextRef="#ctx0" brushRef="#br0">579 971 8130,'0'0'7807,"-10"0"-6855,-1 0-627,-14 1-72,21-2 233,13 0 565,68-10-903,141-39 0,68-43 60,-273 88-208,12-3 1,-17 7-9,-1-1 1,1-1-1,-1 0 0,0 0 0,1 0 0,-1-1 0,0 0 1,8-6-1,-15 10-10,0 0 0,0-1 1,0 1-1,1 0 0,-1 0 0,0 0 0,0 0 1,0 0-1,0-1 0,0 1 0,0 0 1,1 0-1,-1 0 0,0-1 0,0 1 1,0 0-1,0 0 0,0-1 0,0 1 1,0 0-1,0 0 0,0 0 0,0-1 0,0 1 1,0 0-1,0 0 0,0-1 0,0 1 1,0 0-1,0 0 0,0 0 0,0-1 1,-1 1-1,1 0 0,0 0 0,0 0 1,0-1-1,0 1 0,0 0 0,-1 0 0,1 0 1,0 0-1,0-1 0,-14-4-668,-17 0-636,31 5 1250,-144-11-3427,-37-4 5652,149 8-324,53 4-771,55 2-761,-67 2-277,-1 0 0,0 0 0,0 1 0,0 0 0,0 1 0,-1-1 0,1 1 0,-1 1 0,1 0 0,-1 0 0,0 0 0,0 1 0,-1 0 0,0 0 0,1 0 0,-2 1 0,1 0 0,-1 0 0,0 1 0,5 7 0,-7-8 48,0 0-1,0 0 0,0 0 0,-1 1 0,0-1 1,0 0-1,-1 1 0,0 0 0,0-1 1,0 1-1,-1 0 0,0-1 0,0 1 0,-1 0 1,0-1-1,0 1 0,-1-1 0,1 1 1,-1-1-1,-1 0 0,1 1 0,-1-1 0,0 0 1,-1-1-1,-4 8 0,-7 6 222,-1 0-1,-31 27 1,-17 22-5584</inkml:trace>
+  <inkml:trace contextRef="#ctx0" brushRef="#br0" timeOffset="3623.66">1644 2340 7810,'0'0'5488,"7"0"-4586,766-15-390,-316 4-350,715-34 94,-1148 44-239,-11 1-13,0-1 0,-1 0 0,19-5 0,-30 6-4,-1 0-1,0 0 1,0 1-1,1-1 0,-1-1 1,0 1-1,1 0 1,-1 0-1,0 0 0,0 0 1,1 0-1,-1 0 1,0 0-1,0 0 1,1 0-1,-1 0 0,0-1 1,0 1-1,0 0 1,1 0-1,-1 0 1,0 0-1,0-1 0,0 1 1,1 0-1,-1 0 1,0 0-1,0-1 0,0 1 1,0 0-1,0 0 1,0-1-1,0 1 1,1 0-1,-1 0 0,0-1 1,0 1-1,0 0 1,0 0-1,0-1 1,0 1-1,0 0 0,0-1 1,-12-8-263,-19-3-1619,-3 2-2365</inkml:trace>
+  <inkml:trace contextRef="#ctx0" brushRef="#br0" timeOffset="4423.09">684 2192 7682,'0'0'7509,"8"0"-7109,47-4 100,0-3 0,-1-3 0,83-24 0,-36 8-423,-90 24-144,31-9 211,-41 11-192,0-1-1,0 1 1,1-1 0,-1 1 0,0-1 0,0 1 0,0-1 0,0 0 0,0 1 0,1-1 0,-1 0 0,-1 0-1,1 0 1,0 0 0,0 0 0,0 0 0,0 0 0,-1 0 0,1 0 0,0-1 0,-1 1 0,1 0 0,-1 0-1,1 0 1,-1-2 0,0 1-168,-1 1 0,1-1 1,-1 1-1,0 0 0,1-1 0,-1 1 0,0 0 0,0 0 0,0-1 1,0 1-1,0 0 0,0 0 0,0 0 0,0 0 0,-1 0 0,1 0 0,0 1 1,0-1-1,-1 0 0,1 1 0,-1-1 0,1 1 0,-2-1 0,-41-12-3961,38 11 3486,-115-26-985,58 19 9264,100 9-7378,0 2 0,44 8 0,-63-6 55,-1 0 0,0 0-1,0 2 1,-1 0 0,1 1 0,29 18 0,-43-24-236,-1 0 0,1 1 0,-1 0 0,0-1 0,1 1 0,-1 0 1,0 0-1,0 0 0,0 0 0,-1 1 0,1-1 0,0 0 1,-1 1-1,0-1 0,1 1 0,-1 0 0,0-1 0,0 1 1,-1 0-1,1 0 0,0-1 0,-1 1 0,0 0 0,0 0 1,0 0-1,0 0 0,0 0 0,0-1 0,-1 1 0,1 0 1,-1 0-1,0 0 0,0-1 0,0 1 0,-2 4 0,-4 4 6,0-1 0,0 1 0,-1-1 0,-1-1 0,0 1 0,-13 10 0,-55 45-1250,54-46-2148,0 0-7210</inkml:trace>
+  <inkml:trace contextRef="#ctx0" brushRef="#br0" timeOffset="1778.36">1762 1639 3937,'0'0'4505,"-18"0"-3237,-13 1-726,-11 1 75,16-4 3980,695 52-2545,5-48-2217,-328-4 337,38-1-157,671 19 67,-923-6-240,-194-11-3102,24-6-1774</inkml:trace>
+  <inkml:trace contextRef="#ctx0" brushRef="#br0" timeOffset="2550.75">772 1538 6433,'0'0'6752,"-5"0"-5338,-15 0-227,15 0 260,8 0-1223,41-2-67,0-1 0,0-2 0,-1-2 0,0-1-1,0-3 1,-1-2 0,45-19 0,-85 32-175,-1-1 1,1 1-1,-1-1 1,1 0-1,-1 1 0,1-1 1,-1 0-1,0 0 1,1 0-1,-1 0 1,0 0-1,0 0 0,0 0 1,0 0-1,0-1 1,0 1-1,0 0 0,0-1 1,-1 1-1,1-1 1,0 1-1,-1 0 0,1-3 1,-1 3-58,0-1 0,-1 1 0,1-1 0,-1 1 0,1 0 0,-1-1 0,0 1 0,0 0 0,0-1 0,1 1 0,-1 0 0,0 0 0,0 0 0,-1 0 0,1 0 0,0 0 0,0 0 0,0 0 0,-2 0 0,-11-7-442,1 1 0,-1 1-1,-22-7 1,30 11 667,-102-29 66,106 30 280,4 1-260,9 0-233,-1 0 0,0 1 0,1 0 0,-1 1 0,0 0 0,0 0 1,0 1-1,16 8 0,-23-10 21,0 1 0,0 0 0,0 0 1,0 0-1,-1 0 0,1 0 0,-1 1 0,0-1 1,1 1-1,-1-1 0,-1 1 0,1 0 1,0 0-1,0 0 0,-1 0 0,0 0 1,0 0-1,0 1 0,0-1 0,0 0 1,0 0-1,-1 1 0,0-1 0,0 0 1,0 1-1,0-1 0,0 1 0,0-1 0,-1 0 1,0 1-1,-2 4 0,0 0 11,0 1 0,-1-2 0,0 1 0,-1 0-1,0-1 1,0 0 0,-1 0 0,-11 11 0,7-7-36,1-1 0,0 1 0,-8 14 0,8-7-1000,2-1 0,-11 30 1,9-13-4992</inkml:trace>
+  <inkml:trace contextRef="#ctx0" brushRef="#br0" timeOffset="21358.09">2013 7371 6657,'0'0'5416,"1"-19"-4037,0 6 3661,-1 10-4981,-1 1 1,0-1-1,0 0 1,-1 0-1,1 1 1,0-1-1,-1 1 1,1-1-1,-1 1 1,0 0-1,0-1 1,0 1-1,0 0 1,0 0-1,-1 1 1,1-1-1,-1 0 1,1 1-1,-5-3 1,-57-27 75,59 29-50,-19-7 161,-1 2 0,0 0 0,-1 1-1,1 1 1,-39-1 0,-135 5 225,101 3 0,92-2-448,-31-2 102,1 3 0,-1 1 0,1 1 0,0 2 0,-58 16 0,54-8 33,1 2 0,1 1 0,0 1 0,1 3 0,-47 32 0,73-44-111,0 1 0,0 0-1,1 0 1,0 1 0,1 0-1,0 1 1,1 0 0,0 0-1,1 1 1,0 0-1,0 0 1,2 0 0,-1 1-1,2 0 1,0 0 0,0 1-1,1-1 1,1 1 0,0 0-1,0 14 1,2-18-35,0 1-1,0 0 1,1 0 0,1-1-1,0 1 1,0-1 0,1 1-1,0-1 1,1 0 0,0 0-1,1 0 1,0-1 0,0 0-1,1 0 1,0 0 0,1 0-1,0-1 1,0 0 0,11 9-1,1-1 7,1-1-1,0-1 1,0 0 0,1-2-1,1 0 1,0-2-1,1 0 1,0-1-1,32 7 1,33 4 32,109 10 1,-105-17-29,582 44 53,0-50-107,-524-7 36,340 2 14,512-5 58,-173-32-88,-746 29-16,0-2 0,0-5 0,131-37 0,-203 47 22,-1 0-1,1-1 0,-1-1 0,0 0 0,0 0 0,-1-1 0,1 0 0,-1-1 0,-1 0 0,1 0 0,-1-1 0,-1 0 0,1 0 1,-1-1-1,-1 0 0,1-1 0,-2 1 0,1-1 0,-1 0 0,-1 0 0,0-1 0,0 1 0,-1-1 0,-1 0 0,3-13 0,-1 4 4,-1-1-1,-1 0 0,0 1 0,-3-31 0,0 43 9,0 1 0,0-1 1,-1 1-1,0 0 0,-1 0 0,1 0 0,-1 0 1,-1 0-1,1 0 0,-1 1 0,-1 0 1,1 0-1,-1 0 0,0 0 0,-8-7 0,-9-5-6,-1 1-1,-1 1 0,0 1 0,-1 1 0,0 2 0,-32-12 0,-170-47-15,170 55 15,-165-41-6,-2 10 0,-2 10 0,-2 10 0,-310 3 0,533 24 8,-1076 33-384,-183 52 264,1079-77 171,183-8-200,5 0-1921,33-3-5786,-19-4-668</inkml:trace>
+  <inkml:trace contextRef="#ctx0" brushRef="#br0" timeOffset="23058.76">1072 6991 8074,'0'0'6438,"-14"2"-5572,9-1-877,-37 6 1139,47-4-408,34-2-470,31-1-73,0-3 1,90-16-1,-150 18-179,149-35 283,-158 36-288,0 0-1,0 0 1,-1 0 0,1 0 0,0 0 0,0-1-1,-1 1 1,1 0 0,0 0 0,0-1 0,-1 1-1,1-1 1,0 1 0,-1 0 0,1-1 0,0 1-1,-1-1 1,1 1 0,-1-1 0,1 0 0,-1 1-1,1-1 1,-1 1 0,1-1 0,-1 0-1,0 0 1,1 1 0,-1-1 0,0 0 0,1 0-1,-2-1-57,0 1 0,1 0 0,-1 0 0,0 0 0,0 0 0,0 0 0,1 0 0,-1 0 0,0 0-1,0 0 1,-1 0 0,1 1 0,0-1 0,0 0 0,-2 0 0,-55-22-1674,55 22 1757,-143-33 1756,159 37-1738,-1 0 0,1 0 0,-1 1 0,0 1 0,0 0 0,-1 0 0,14 9 0,-20-12-10,-1 1 1,1 0-1,-1 0 0,0 0 1,0 0-1,0 1 0,-1-1 1,1 1-1,-1 0 0,0 0 1,0 0-1,0 1 0,0-1 1,-1 1-1,0-1 0,0 1 1,0 0-1,-1 0 0,1 0 1,0 8-1,-3-9-23,1 0 0,-1-1 0,-1 1 0,1-1 0,0 1 0,-1-1 0,0 1 0,0-1 0,0 0 0,0 0 0,0 0 0,-1 0 0,1 0 0,-1 0 0,0-1 0,0 1 0,0-1 0,0 0 0,0 0 0,0 0 0,-1 0 0,1-1 0,-1 1 0,-6 1 0,-2 2-446,-1-1 0,1-1 0,-1 0 0,0 0 0,-22 1 0,-1-4-4354,5 0-4896</inkml:trace>
+  <inkml:trace contextRef="#ctx0" brushRef="#br0" timeOffset="23826.24">1026 6454 7162,'0'0'5678,"-8"3"-4283,15-2-1227,0 1 0,0-2-1,0 1 1,0-1 0,11 0-1,8 0 251,-17 0-318,180 4 1157,-161-5-1152,0-2-1,0 0 0,0-2 1,45-13-1,-72 17-98,1 1 0,-1 0 1,0 0-1,0-1 0,0 1 0,0-1 0,0 1 0,0-1 0,0 1 0,0-1 0,0 0 0,0 1 0,0-1 0,0 0 0,-1 0 0,1 0 0,0 0 0,0 0 0,0-1 0,-1 2-23,0-1-1,0 0 1,-1 1 0,1-1-1,0 1 1,0-1 0,0 1-1,-1-1 1,1 1-1,0-1 1,-1 1 0,1-1-1,-1 1 1,1-1-1,0 1 1,-1-1 0,1 1-1,-1 0 1,1-1 0,-1 1-1,1 0 1,-1-1-1,1 1 1,-1 0 0,0-1-1,-50-15-1133,44 14 1080,-43-10-104,26 8 321,1-2 0,-1-1 0,-40-19 0,105 44 426,-27-13-510,0 0-1,-1 1 1,0 1-1,23 15 1,-33-21-50,-1 1 0,1 1 0,-1-1 0,1 0 0,-1 0 0,0 1 0,0 0 0,0-1 1,-1 1-1,1 0 0,-1 0 0,1 0 0,-1 0 0,0 0 0,0 0 0,0 0 0,-1 0 0,1 0 0,-1 1 0,1-1 0,-1 0 0,0 0 0,-1 0 0,1 1 1,0-1-1,-1 0 0,-1 6 0,-1-4-4,1 1 1,-1-1-1,1 0 0,-1-1 1,-1 1-1,1 0 0,-1-1 1,0 0-1,0 0 1,0 0-1,0 0 0,-8 4 1,-65 38-2448,57-35 5,-8 3-5685</inkml:trace>
+  <inkml:trace contextRef="#ctx0" brushRef="#br0" timeOffset="25482.44">2815 5443 8818,'0'0'5668,"0"-5"-5017,-1 3-577,1 0 1,-1-1-1,0 1 0,1 0 1,-1 0-1,0 0 1,0 0-1,0 1 1,0-1-1,-1 0 1,1 0-1,0 1 1,-1-1-1,1 1 1,-1-1-1,0 1 1,1-1-1,-1 1 0,0 0 1,0 0-1,0 0 1,0 0-1,0 0 1,0 1-1,0-1 1,0 0-1,0 1 1,0 0-1,0-1 1,-5 1-1,-80-10 328,-1 3-1,-126 7 1,92 2-245,58-3 23,0 4 1,-1 2 0,2 3 0,-1 3-1,-97 29 1,143-33-116,1 0 0,-1 1 0,1 1 0,1 1 0,0 0 0,0 1 0,1 1 0,0 0 0,1 1 0,1 1 0,0 0 0,1 0 0,0 2 0,1-1 0,1 2 0,0-1 0,-14 36 0,21-43-41,1 0 1,-1 0 0,1 1 0,1-1 0,0 1 0,0 0-1,1-1 1,0 1 0,1 0 0,0-1 0,0 1 0,1-1-1,5 15 1,-3-12-5,1-1 0,1 0 1,0 0-1,1 0 0,0-1 0,1 0 0,-1 0 0,2 0 0,13 11 0,-1-4-10,1-1 0,0-1 0,1 0 0,1-2 0,1-1 0,-1-1 0,2-1 0,-1-1 0,28 6 0,8-3 50,1-3 1,82 2 0,123-10-4,-238-2-39,76-1 16,1-5-1,-1-5 1,0-4-1,183-53 1,-263 60-22,-1 0 0,0-1 1,0-2-1,-1 0 0,0-2 0,20-16 0,-34 24-5,-1-1-1,-1-1 0,1 1 1,-1-1-1,0-1 0,-1 1 1,0-1-1,0 0 1,-1-1-1,-1 1 0,1-1 1,-1 0-1,-1 0 1,0 0-1,0-1 0,-1 1 1,1-16-1,-2 14-1,0-1 0,-2 1 0,1 0 1,-1-1-1,-1 1 0,-1 0 0,1 0 0,-2 0 0,0 0 0,-6-13 0,2 10 1,0 1 0,-1 1 0,-1 0 0,0 0-1,-1 1 1,0 0 0,-17-13 0,9 8 19,-1 2-1,0 0 1,-2 2 0,0 0 0,0 1-1,-1 1 1,0 2 0,-26-8 0,12 7 16,0 3 0,-1 0 0,0 3 0,-63 0 0,69 5-149,-1 2 0,1 1-1,-42 11 1,3 2-2591,13-2-2507,33-10-1071</inkml:trace>
+  <inkml:trace contextRef="#ctx0" brushRef="#br0" timeOffset="28305.23">516 5325 8546,'0'0'5409,"-5"0"-4497,318 17 1969,896-13-2151,-60-1-307,732 83-316,-1675-73-41,837 69-77,-989-75 6071,-52 12-5900,20 271 266,-16-164 102,34 194 1,46 35 89,24 135-56,-71-17-205,-41 1-181,-13-92 44,15-377-258,-4 21 84,4-25-71,-1-1 1,1 1-1,-1-1 0,1 1 0,-1-1 0,1 1 0,-1-1 1,0 0-1,1 1 0,-1-1 0,1 0 0,-1 1 0,0-1 0,1 0 1,-1 0-1,0 0 0,1 1 0,-1-1 0,0 0 0,0 0 1,1 0-1,-1 0 0,0 0 0,1 0 0,-1-1 0,0 1 1,1 0-1,-1 0 0,0 0 0,1-1 0,-1 1 0,0 0 0,1 0 1,-1-1-1,1 1 0,-1-1 0,0 0 0,-49-33-2902,15 4-1826,-15-17-7648</inkml:trace>
+  <inkml:trace contextRef="#ctx0" brushRef="#br0" timeOffset="29453.36">611 5493 10930,'0'0'7393,"0"-7"-6619,0-22-83,0 22-220,5 10-168,10 28-101,-2 0 0,-1 1 0,-1 0 0,-2 0 0,-1 1 1,3 37-1,-5-37-138,73 700 1668,-75-675-1608,12 805 786,-59-275-223,-1 46 97,44-462-680,0-170-102,0 0 0,0 0 1,1 0-1,-1 0 1,1 0-1,-1-1 0,1 1 1,0 0-1,0 0 1,0-1-1,0 1 0,0-1 1,0 1-1,0-1 0,1 1 1,-1-1-1,0 0 1,1 1-1,-1-1 0,1 0 1,-1 0-1,1 0 1,0 0-1,0 0 0,-1-1 1,1 1-1,0 0 1,0-1-1,0 0 0,0 1 1,-1-1-1,1 0 0,4 0 1,11 1 12,0 0 0,0-1 0,19-3 0,-13 1 24,355-41 94,-102 8-110,1252-52-47,-753 54 108,706-21-150,-724 31-240,-259 18 294,-373 5-26,-124 0 1,-3 0-151,-6-1-267,1-1 0,-1 0-1,1 0 1,-1-1 0,1 0 0,0-1 0,0 1 0,0-1-1,1-1 1,-1 1 0,-9-10 0,16 14 389,-43-34-5302</inkml:trace>
+  <inkml:trace contextRef="#ctx0" brushRef="#br0" timeOffset="32060.93">360 68 12723,'0'0'5698,"-3"-14"-4711,2 8-1030,-9-37 1166,10 43-1114,0 0 0,0 0 0,0 0 0,0 0 0,0 0-1,-1 1 1,1-1 0,0 0 0,0 0 0,0 0 0,0 0 0,0 0-1,0 0 1,-1 0 0,1 0 0,0 0 0,0 0 0,0 0-1,0 0 1,0 0 0,-1 0 0,1 0 0,0 0 0,0 0 0,0 0-1,0 0 1,0 0 0,0 0 0,-1 0 0,1 0 0,0 0-1,0 0 1,0-1 0,0 1 0,0 0 0,0 0 0,0 0-1,-1 0 1,1 0 0,0 0 0,0 0 0,0 0 0,0-1 0,0 1-1,0 0 1,0 0 0,0 0 0,0 0 0,0 0 0,0 0-1,0-1 1,0 1 0,0 0 0,0 0 0,0 0 0,0 0-1,0 0 1,0-1 0,0 1 0,0 0 0,0 0 0,0 0 0,0 0-1,0 0 1,0 0 0,0-1 0,0 1 0,0 0 0,0 0-1,-3 29 172,-26 484 1052,11-242-867,-57 520 639,36-432-695,26-218 149,-28 231 140,-4-118-487,-2 12-84,17 124 82,30-388-109,1 0-1,-1-1 0,1 1 1,-1 0-1,1-1 1,0 1-1,0-1 1,0 1-1,-1-1 1,2 1-1,-1-1 1,0 0-1,0 0 0,0 1 1,1-1-1,-1 0 1,0 0-1,1 0 1,-1 0-1,1-1 1,-1 1-1,1 0 1,-1-1-1,3 1 1,45 14 1,-45-14 2,63 9 56,1-2 0,1-4 0,100-5 0,-58-1-63,1173 45 120,66-26-65,-1084-19-47,769-34-3,-129 0 8,-836 36-28,141-9-282,-209 8 299,-1 1 0,0-1 0,0 1 1,1-1-1,-1 1 0,0-1 0,0 0 0,0 0 0,0 1 0,0-1 0,0 0 0,0 0 1,0 0-1,0 0 0,0 0 0,-1 0 0,1 0 0,0-1 0,-1 1 0,1 0 0,-1 0 1,1-3-1,9-35 21,-7 24-7,299-1515-2983,-96 418 3582,-197 1072-203,-1 0 1,-3 0 0,1-57 0,-6 97-131,-35-14 10,-8-3-288,0 2 0,-1 2 0,0 2 0,-48-6 0,-188-12 12,194 22-2,-159-13 9,-426-45 4,463 34-16,-503-52 16,232 65-77,-309-22 138,726 34-123,-717-47 66,169 52-80,491 5 27,-130 20 0,-115 36-19,308-50 43</inkml:trace>
+  <inkml:trace contextRef="#ctx0" brushRef="#br0" timeOffset="34627.85">1428 3664 10490,'0'0'6104,"1"7"-5948,71 388 2438,-54-305-2938,-27-114-703,-7-8-1543</inkml:trace>
+  <inkml:trace contextRef="#ctx0" brushRef="#br0" timeOffset="34949.3">1401 3658 10242,'0'0'5537,"0"19"-5310,0-11-209,0 17 168,-1 0 1,0 0-1,-2 0 0,-1 0 1,-8 28-1,4-34 309,4-18 104,7-32-407,2 10-508,2 0-1,0 1 1,1 0-1,1 0 1,1 1 0,1 0-1,0 1 1,28-33 0,-38 49 333,0 0-1,1 1 1,-1-1 0,0 1 0,1-1 0,0 1 0,-1 0 0,1 0-1,0 0 1,0 0 0,-1 0 0,1 0 0,0 0 0,0 0 0,0 1-1,0-1 1,0 1 0,0-1 0,1 1 0,-1 0 0,0 0 0,0 0-1,0 0 1,0 0 0,0 0 0,0 1 0,0-1 0,0 1 0,0 0-1,0-1 1,0 1 0,0 0 0,0 0 0,-1 0 0,1 0 0,0 0-1,0 1 1,-1-1 0,1 0 0,2 4 0,5 6 179,-1 0-1,0 0 1,-1 1 0,0 0-1,5 14 1,-2-6-218,48 108-2,-41-87-839,-4-9-2439</inkml:trace>
+  <inkml:trace contextRef="#ctx0" brushRef="#br0" timeOffset="35573.22">1656 4603 14843,'0'0'3290,"0"23"-3128,-6 160 474,4-159-567,-1 49 36,-4 0-1,-23 98 0,30-169-137,0 0 0,-1 0 0,1 0 0,-1 0 0,0 0 0,1 0-1,-1-1 1,0 1 0,0 0 0,0 0 0,0-1 0,0 1 0,0-1-1,-1 1 1,1-1 0,0 0 0,-1 1 0,1-1 0,-1 0 0,0 0-1,1 0 1,-1 0 0,0 0 0,0 0 0,1-1 0,-1 1 0,0 0-1,0-1 1,-3 1 0,2-1-290,-1-1-1,0 1 1,0-1 0,1 0-1,-1 0 1,1 0-1,-1-1 1,1 1 0,-1-1-1,1 0 1,0 0-1,0 0 1,0 0 0,-3-3-1,-6-4-1581,-25-22 59,34 27 2292,0 1 0,0 0 0,0 0 0,0-1 0,0 0 0,1 0 0,-4-6 1,9 9-331,0-1 0,0 1 0,1 0 0,-1 1 0,0-1 0,1 0 1,-1 1-1,0 0 0,1 0 0,-1 0 0,0 0 0,5 1 1,-3-1 45,30 1-2,-10 0-66,0-1 0,0-2 0,30-4 1,-49 5-112,0 0 1,0-1 0,-1 0 0,1 0-1,0 0 1,-1-1 0,1 1 0,-1-1-1,0-1 1,0 1 0,0-1 0,0 0-1,-1 0 1,1 0 0,-1-1 0,0 1-1,0-1 1,4-7 0,-8 12 38,1-1 0,-1 1 0,1-1 0,-1 0 0,0 1 0,1-1 0,-1 1 0,0-1 0,1 0-1,-1 1 1,0-1 0,0 0 0,1 1 0,-1-1 0,0 0 0,0 1 0,0-1 0,0 0 0,0 0 0,0 1 0,0-1 0,0 0 0,0 0 0,0 1 0,-1-1 0,1 0 0,0 1 0,0-1 0,-1 0 0,1 0-1,-1 1 20,-1 0-1,1 0 1,0 0-1,0 0 1,0 1-1,0-1 1,0 0-1,0 1 0,0-1 1,0 0-1,0 1 1,0-1-1,0 1 1,0 0-1,0-1 0,0 1 1,0 0-1,0-1 1,0 1-1,0 2 1,-11 8 67,1 0 0,1 1 1,0 1-1,1-1 1,1 2-1,0-1 1,0 1-1,1 0 1,1 1-1,-6 22 0,8-25-677,1 1 0,1 0 0,0 0-1,1 18 1,1-16-5355</inkml:trace>
+  <inkml:trace contextRef="#ctx0" brushRef="#br0" timeOffset="36471">3095 5457 9298,'0'0'8330,"-32"2"-9691</inkml:trace>
+  <inkml:trace contextRef="#ctx0" brushRef="#br0" timeOffset="37568.55">3019 5681 4145,'0'0'12436,"-4"0"-11585,3 0-818,1 0 0,0 0 0,-1 0 0,1 0 0,-1 0 0,1 0 0,-1 0 0,1 0 0,-1 0 0,1 0 0,-1 0 0,1 0 0,-1 1 0,1-1 0,-1 0 0,1 0 0,0 0 0,-1 1 0,1-1 0,-1 0 0,1 0 0,0 1 1,-1-1-1,1 0 0,0 1 0,-1-1 0,1 0 0,0 1 0,-1-1 0,1 1 0,0-1 0,0 0 0,0 1 0,-1-1 0,1 1 0,0-1 0,0 1 0,0-1 0,0 1 0,0-1 0,0 1 0,0-1 0,0 1 0,0-1 0,0 0 0,0 1 0,0-1 0,0 1 0,0-1 0,0 1 0,1-1 1,-1 1-1,0 0 0,2 1 86,0 0 1,0 0-1,0 0 1,1 0 0,-1 0-1,1 0 1,-1 0-1,1-1 1,-1 1-1,5 1 1,13 5 258,1-1-1,0-1 1,1-1 0,-1-1-1,1 0 1,25 0-1,5-3 134,76-7 0,-76-2-320,0-3 1,0-2-1,52-20 1,-70 22-54,8-4-89,-1-1-1,0-2 1,-1-2-1,0-2 1,-2-1-1,-1-2 1,-1-1 0,-1-2-1,-2-2 1,-1-1-1,-1-1 1,-1-2-1,-2-1 1,-2-1 0,-1-1-1,-2-1 1,-2-1-1,24-60 1,-18 23 142,-4 0 0,23-133 0,2-164 68,-35 247-268,-1 8 9,-5-1 1,-10-142-1,-1 213 27,-3 0 0,-1 1 0,-22-73 0,23 99-5,-1 0 1,-1 0-1,0 1 1,-2 0-1,0 0 0,-2 1 1,0 1-1,0 0 1,-30-29-1,25 32-32,-1 1 0,0 1 1,-1 0-1,0 1 0,-1 2 0,0 0 0,-1 1 0,0 1 1,0 1-1,-1 1 0,0 1 0,0 1 0,0 1 0,-1 1 1,-33 1-1,-319 18-1385,376-19 935,-1 0 0,0 0 0,1 0-1,0 0 1,-1 0 0,1 0 0,0-1 0,0 1 0,1 0 0,-1 0 0,0 0 0,1 0 0,-1 0-1,2-4 1,9-19-5646</inkml:trace>
+  <inkml:trace contextRef="#ctx0" brushRef="#br0" timeOffset="37846.44">3809 2803 13323,'0'0'2543,"-23"18"-1976,1-1-416,-152 123 1829,161-129-1756,1 2 1,1-1-1,0 2 0,-15 22 1,23-32-186,1 0 1,1 0 0,-1-1 0,0 1 0,1 0 0,0 0-1,0 1 1,0-1 0,0 0 0,1 8 0,0-9-31,0-1 1,1 0-1,-1 1 1,1-1-1,0 0 1,0 0-1,0 1 1,0-1-1,0 0 1,0 0-1,0 0 1,1 0-1,-1 0 1,1-1-1,-1 1 1,1 0-1,0-1 1,0 1-1,0-1 1,4 3-1,12 6 54,0-1 0,1-1 1,0-1-1,0 0 0,23 4 0,108 16 128,-89-17-188,-1-1-204,68 14 123,-113-19-1017,-1 1 0,0 0 0,20 11 0,-20-6-4956</inkml:trace>
+  <inkml:trace contextRef="#ctx0" brushRef="#br0" timeOffset="39718.93">1420 3145 9602,'0'0'6847,"-13"1"-3460,-50 0-3267,38-1-83,-9 0 127,-55 6-1,78-4-126,-1 0-1,1 1 0,0 0 1,0 1-1,0 0 1,1 1-1,0 0 1,-17 11-1,-3 7 83,2 1-1,0 2 0,1 0 0,2 2 1,-37 52-1,12-5 203,-49 99 1,73-118-189,3 1-1,2 1 1,2 1 0,3 1 0,3 0 0,-8 86 0,1 374 955,20-500-1039,0 28 18,3-1 1,2 0-1,20 85 1,-16-101-18,1-1 1,1 1-1,1-2 0,2 1 1,1-2-1,29 42 1,49 59 74,182 230 48,-114-173-45,-148-174-514,-6-14-651,-6-30-2240,-17-47-2877,11 62 5778,0-1-1,-1 1 1,-11-23 0,11 29 1313,0 1 0,-1 0 0,0 1 0,-1-1 0,1 2 0,-13-12 0,46 44-367,0 1 0,38 49 0,-56-64-565,-1 0 1,-1 0 0,0 1-1,-1-1 1,0 1 0,0 1-1,-1-1 1,0 1 0,-1-1-1,-1 1 1,0 0 0,1 18 0,-3-27 26,-1 1 0,1 0 0,-1-1 1,0 1-1,0-1 0,-1 1 1,1-1-1,-1 1 0,1-1 1,-1 0-1,0 0 0,0 0 1,-1 0-1,1 0 0,0 0 1,-1-1-1,0 1 0,0-1 0,0 0 1,0 1-1,0-1 0,0-1 1,0 1-1,-1 0 0,1-1 1,-7 2-1,-3 2-541,0-2 1,0 1-1,-1-2 1,1 0-1,-1 0 1,-13-1-1,13-1-5197</inkml:trace>
+</inkml:ink>
+</file>
+
+<file path=word/ink/ink3.xml><?xml version="1.0" encoding="utf-8"?>
+<inkml:ink xmlns:inkml="http://www.w3.org/2003/InkML">
+  <inkml:definitions>
+    <inkml:context xml:id="ctx0">
+      <inkml:inkSource xml:id="inkSrc0">
+        <inkml:traceFormat>
+          <inkml:channel name="X" type="integer" min="-2.14748E9" max="2.14748E9" units="cm"/>
+          <inkml:channel name="Y" type="integer" min="-2.14748E9" max="2.14748E9" units="cm"/>
+          <inkml:channel name="F" type="integer" max="32767" units="dev"/>
+        </inkml:traceFormat>
+        <inkml:channelProperties>
+          <inkml:channelProperty channel="X" name="resolution" value="1000" units="1/cm"/>
+          <inkml:channelProperty channel="Y" name="resolution" value="1000" units="1/cm"/>
+          <inkml:channelProperty channel="F" name="resolution" value="0" units="1/dev"/>
+        </inkml:channelProperties>
+      </inkml:inkSource>
+      <inkml:timestamp xml:id="ts0" timeString="2026-07-04T06:33:16.115"/>
+    </inkml:context>
+    <inkml:brush xml:id="br0">
+      <inkml:brushProperty name="width" value="0.05" units="cm"/>
+      <inkml:brushProperty name="height" value="0.05" units="cm"/>
+      <inkml:brushProperty name="color" value="#E71224"/>
+    </inkml:brush>
+  </inkml:definitions>
+  <inkml:trace contextRef="#ctx0" brushRef="#br0">1137 170 872,'0'0'13346,"1"-4"-12547,0 2-702,0 1 1,0-1 0,0 0-1,0 1 1,-1-1 0,1 0 0,-1 0-1,1 1 1,-1-1 0,0 0 0,0 0-1,0 0 1,0 1 0,0-1-1,0 0 1,0 0 0,0 0 0,-1 1-1,1-1 1,-1 0 0,0 0 0,1 1-1,-1-1 1,0 1 0,0-1-1,0 0 1,0 1 0,0 0 0,0-1-1,0 1 1,-1 0 0,1-1-1,0 1 1,-1 0 0,1 0 0,-1 0-1,1 0 1,-1 0 0,0 1 0,1-1-1,-1 0 1,-2 0 0,-18-8-57,0 1 0,-1 1 0,1 0 0,-1 2 0,0 1 1,-29-2-1,-143 3 163,150 4-125,-13 5-1,1 1 0,-1 4 0,2 1 0,-108 40 0,140-43-31,0 0-1,1 2 0,0 0 1,1 2-1,0 0 0,-29 25 0,42-31-29,0 1-1,1 0 0,0 1 0,0-1 1,1 2-1,0-1 0,1 1 0,0 0 1,0 1-1,1-1 0,1 1 0,0 0 0,0 0 1,1 0-1,0 1 0,-1 15 0,3-14-13,0-1 0,1 1-1,0 0 1,1 0 0,0 0-1,2-1 1,-1 1 0,1-1-1,1 1 1,0-1 0,1 0-1,0 0 1,1-1 0,0 0-1,1 0 1,0 0 0,1-1-1,0 0 1,0 0 0,1-1-1,1 0 1,-1-1 0,2 0-1,-1 0 1,1-1 0,18 9-1,12 3 10,0-1-1,2-3 1,-1-1-1,2-2 1,-1-2-1,71 6 0,273-1 77,-363-15-87,302-9 56,-266 4-38,0-4 1,-1-2-1,83-25 0,-67 11 23,0-3 0,-1-4 0,-2-2 0,125-83 0,-184 108-33,-1 0 1,-1-1-1,1-1 1,12-15 0,-20 21-7,-1 0 0,1 0 1,-1-1-1,0 1 1,0 0-1,-1-1 1,0 0-1,0 0 0,0 0 1,0 0-1,-1 0 1,0 0-1,0-9 1,-1 5 2,-1 0 0,0-1 1,0 1-1,-1 0 0,0 0 0,-1 0 1,0 0-1,0 1 0,-1-1 1,-1 1-1,1 0 0,-1 0 1,-1 0-1,0 1 0,0 0 1,-1 0-1,0 0 0,-10-8 1,-6-5-6,-1 2 1,0 0 0,-2 2-1,0 0 1,0 2 0,-2 1 0,0 1-1,0 1 1,-51-13 0,35 15-3,-1 1 0,0 2 1,0 2-1,0 2 1,-89 5-1,105 3-544,1 0-1,1 2 1,-1 1-1,1 1 1,-50 25-1,52-23-954,-28 11-4111</inkml:trace>
+</inkml:ink>
+</file>
+
+<file path=word/ink/ink4.xml><?xml version="1.0" encoding="utf-8"?>
+<inkml:ink xmlns:inkml="http://www.w3.org/2003/InkML">
+  <inkml:definitions>
+    <inkml:context xml:id="ctx0">
+      <inkml:inkSource xml:id="inkSrc0">
+        <inkml:traceFormat>
+          <inkml:channel name="X" type="integer" min="-2.14748E9" max="2.14748E9" units="cm"/>
+          <inkml:channel name="Y" type="integer" min="-2.14748E9" max="2.14748E9" units="cm"/>
+          <inkml:channel name="F" type="integer" max="32767" units="dev"/>
+        </inkml:traceFormat>
+        <inkml:channelProperties>
+          <inkml:channelProperty channel="X" name="resolution" value="1000" units="1/cm"/>
+          <inkml:channelProperty channel="Y" name="resolution" value="1000" units="1/cm"/>
+          <inkml:channelProperty channel="F" name="resolution" value="0" units="1/dev"/>
+        </inkml:channelProperties>
+      </inkml:inkSource>
+      <inkml:timestamp xml:id="ts0" timeString="2026-07-04T06:33:06.064"/>
+    </inkml:context>
+    <inkml:brush xml:id="br0">
+      <inkml:brushProperty name="width" value="0.025" units="cm"/>
+      <inkml:brushProperty name="height" value="0.025" units="cm"/>
+    </inkml:brush>
+  </inkml:definitions>
+  <inkml:trace contextRef="#ctx0" brushRef="#br0">1 53 13027,'0'0'5441,"2"0"-5441,-2-16 0,0 1-240,0-7-4129</inkml:trace>
+</inkml:ink>
+</file>
+
 <file path=word/theme/theme1.xml><?xml version="1.0" encoding="utf-8"?>
 <a:theme xmlns:a="http://schemas.openxmlformats.org/drawingml/2006/main" name="Office Theme">
   <a:themeElements>
